--- a/Knowledge/3-Work knowledge/1-Software Engineering/2-Testing/5-My Source/1-ISTQB Foundation Level/9-Tool Support for Testing/2-Test Automation and Test Automation Frameworks.docx
+++ b/Knowledge/3-Work knowledge/1-Software Engineering/2-Testing/5-My Source/1-ISTQB Foundation Level/9-Tool Support for Testing/2-Test Automation and Test Automation Frameworks.docx
@@ -38,51 +38,77 @@
       </w:pPr>
       <w:r>
         <w:rPr>
-          <w:b/>
-          <w:shd w:val="clear" w:color="auto" w:fill="B7B7B7"/>
-        </w:rPr>
-        <w:t># Source</w:t>
-      </w:r>
-      <w:r>
-        <w:rPr>
-          <w:shd w:val="clear" w:color="auto" w:fill="B7B7B7"/>
-        </w:rPr>
-        <w:t xml:space="preserve">: </w:t>
-      </w:r>
-      <w:r>
-        <w:rPr>
-          <w:b/>
-          <w:shd w:val="clear" w:color="auto" w:fill="B7B7B7"/>
-        </w:rPr>
-        <w:t xml:space="preserve">Chatgpt </w:t>
-      </w:r>
-      <w:r>
-        <w:rPr>
-          <w:b/>
-          <w:sz w:val="14"/>
-          <w:szCs w:val="14"/>
-          <w:shd w:val="clear" w:color="auto" w:fill="B7B7B7"/>
-        </w:rPr>
-        <w:t>(GPT</w:t>
-      </w:r>
-      <w:r>
-        <w:rPr>
-          <w:rFonts w:ascii="Cambria Math" w:hAnsi="Cambria Math" w:cs="Cambria Math"/>
-          <w:b/>
-          <w:sz w:val="14"/>
-          <w:szCs w:val="14"/>
-          <w:shd w:val="clear" w:color="auto" w:fill="B7B7B7"/>
+          <w:rFonts w:ascii="Arial" w:eastAsia="Arial" w:hAnsi="Arial" w:cs="Arial"/>
+          <w:b/>
+          <w:color w:val="000000"/>
+          <w:sz w:val="18"/>
+          <w:highlight w:val="lightGray"/>
+        </w:rPr>
+        <w:t># Source: AI Source: Provided by: [Data Path</w:t>
+      </w:r>
+      <w:r>
+        <w:rPr>
+          <w:rFonts w:ascii="Arial" w:eastAsia="Arial" w:hAnsi="Arial" w:cs="Arial"/>
+          <w:color w:val="000000"/>
+          <w:sz w:val="18"/>
+          <w:highlight w:val="lightGray"/>
+        </w:rPr>
+        <w:t xml:space="preserve">: Persons Table -&gt; ID Column: 1, Name_En Column: Motasem Essam] -&gt; </w:t>
+      </w:r>
+      <w:r>
+        <w:rPr>
+          <w:rFonts w:ascii="Arial" w:eastAsia="Arial" w:hAnsi="Arial" w:cs="Arial"/>
+          <w:b/>
+          <w:color w:val="000000"/>
+          <w:sz w:val="18"/>
+          <w:highlight w:val="lightGray"/>
+        </w:rPr>
+        <w:t>From:</w:t>
+      </w:r>
+      <w:r>
+        <w:rPr>
+          <w:rFonts w:ascii="Arial" w:eastAsia="Arial" w:hAnsi="Arial" w:cs="Arial"/>
+          <w:color w:val="000000"/>
+          <w:sz w:val="18"/>
+          <w:highlight w:val="lightGray"/>
+        </w:rPr>
+        <w:t xml:space="preserve"> [Chatgpt (GPT</w:t>
+      </w:r>
+      <w:r>
+        <w:rPr>
+          <w:rFonts w:ascii="Arial" w:eastAsia="Arial" w:hAnsi="Arial" w:cs="Cambria Math"/>
+          <w:color w:val="000000"/>
+          <w:sz w:val="18"/>
+          <w:highlight w:val="lightGray"/>
         </w:rPr>
         <w:t>‑</w:t>
       </w:r>
       <w:r>
         <w:rPr>
-          <w:b/>
-          <w:sz w:val="14"/>
-          <w:szCs w:val="14"/>
-          <w:shd w:val="clear" w:color="auto" w:fill="B7B7B7"/>
-        </w:rPr>
-        <w:t>5 Mini) at [8/19/2025]</w:t>
+          <w:rFonts w:ascii="Arial" w:eastAsia="Arial" w:hAnsi="Arial" w:cs="Arial"/>
+          <w:color w:val="000000"/>
+          <w:sz w:val="18"/>
+          <w:highlight w:val="lightGray"/>
+        </w:rPr>
+        <w:t xml:space="preserve">5 Mini)] </w:t>
+      </w:r>
+      <w:r>
+        <w:rPr>
+          <w:rFonts w:ascii="Arial" w:eastAsia="Arial" w:hAnsi="Arial" w:cs="Arial"/>
+          <w:b/>
+          <w:color w:val="000000"/>
+          <w:sz w:val="18"/>
+          <w:highlight w:val="lightGray"/>
+        </w:rPr>
+        <w:t>on</w:t>
+      </w:r>
+      <w:r>
+        <w:rPr>
+          <w:rFonts w:ascii="Arial" w:eastAsia="Arial" w:hAnsi="Arial"/>
+          <w:sz w:val="18"/>
+          <w:highlight w:val="lightGray"/>
+        </w:rPr>
+        <w:t xml:space="preserve"> [8/19/2025]</w:t>
       </w:r>
     </w:p>
     <w:p>
@@ -161,7 +187,7 @@
     </w:p>
     <w:p>
       <w:r>
-        <w:pict w14:anchorId="604D95BB">
+        <w:pict w14:anchorId="4C60778C">
           <v:rect id="_x0000_i1025" style="width:0;height:1.5pt" o:hralign="center" o:hrstd="t" o:hr="t" fillcolor="#a0a0a0" stroked="f"/>
         </w:pict>
       </w:r>
@@ -185,51 +211,77 @@
       </w:pPr>
       <w:r>
         <w:rPr>
-          <w:b/>
-          <w:shd w:val="clear" w:color="auto" w:fill="B7B7B7"/>
-        </w:rPr>
-        <w:t># Source</w:t>
-      </w:r>
-      <w:r>
-        <w:rPr>
-          <w:shd w:val="clear" w:color="auto" w:fill="B7B7B7"/>
-        </w:rPr>
-        <w:t xml:space="preserve">: </w:t>
-      </w:r>
-      <w:r>
-        <w:rPr>
-          <w:b/>
-          <w:shd w:val="clear" w:color="auto" w:fill="B7B7B7"/>
-        </w:rPr>
-        <w:t xml:space="preserve">Chatgpt </w:t>
-      </w:r>
-      <w:r>
-        <w:rPr>
-          <w:b/>
-          <w:sz w:val="14"/>
-          <w:szCs w:val="14"/>
-          <w:shd w:val="clear" w:color="auto" w:fill="B7B7B7"/>
-        </w:rPr>
-        <w:t>(GPT</w:t>
-      </w:r>
-      <w:r>
-        <w:rPr>
-          <w:rFonts w:ascii="Cambria Math" w:hAnsi="Cambria Math" w:cs="Cambria Math"/>
-          <w:b/>
-          <w:sz w:val="14"/>
-          <w:szCs w:val="14"/>
-          <w:shd w:val="clear" w:color="auto" w:fill="B7B7B7"/>
+          <w:rFonts w:ascii="Arial" w:eastAsia="Arial" w:hAnsi="Arial" w:cs="Arial"/>
+          <w:b/>
+          <w:color w:val="000000"/>
+          <w:sz w:val="18"/>
+          <w:highlight w:val="lightGray"/>
+        </w:rPr>
+        <w:t># Source: AI Source: Provided by: [Data Path</w:t>
+      </w:r>
+      <w:r>
+        <w:rPr>
+          <w:rFonts w:ascii="Arial" w:eastAsia="Arial" w:hAnsi="Arial" w:cs="Arial"/>
+          <w:color w:val="000000"/>
+          <w:sz w:val="18"/>
+          <w:highlight w:val="lightGray"/>
+        </w:rPr>
+        <w:t xml:space="preserve">: Persons Table -&gt; ID Column: 1, Name_En Column: Motasem Essam] -&gt; </w:t>
+      </w:r>
+      <w:r>
+        <w:rPr>
+          <w:rFonts w:ascii="Arial" w:eastAsia="Arial" w:hAnsi="Arial" w:cs="Arial"/>
+          <w:b/>
+          <w:color w:val="000000"/>
+          <w:sz w:val="18"/>
+          <w:highlight w:val="lightGray"/>
+        </w:rPr>
+        <w:t>From:</w:t>
+      </w:r>
+      <w:r>
+        <w:rPr>
+          <w:rFonts w:ascii="Arial" w:eastAsia="Arial" w:hAnsi="Arial" w:cs="Arial"/>
+          <w:color w:val="000000"/>
+          <w:sz w:val="18"/>
+          <w:highlight w:val="lightGray"/>
+        </w:rPr>
+        <w:t xml:space="preserve"> [Chatgpt (GPT</w:t>
+      </w:r>
+      <w:r>
+        <w:rPr>
+          <w:rFonts w:ascii="Arial" w:eastAsia="Arial" w:hAnsi="Arial" w:cs="Cambria Math"/>
+          <w:color w:val="000000"/>
+          <w:sz w:val="18"/>
+          <w:highlight w:val="lightGray"/>
         </w:rPr>
         <w:t>‑</w:t>
       </w:r>
       <w:r>
         <w:rPr>
-          <w:b/>
-          <w:sz w:val="14"/>
-          <w:szCs w:val="14"/>
-          <w:shd w:val="clear" w:color="auto" w:fill="B7B7B7"/>
-        </w:rPr>
-        <w:t>5 Mini) at [8/19/2025]</w:t>
+          <w:rFonts w:ascii="Arial" w:eastAsia="Arial" w:hAnsi="Arial" w:cs="Arial"/>
+          <w:color w:val="000000"/>
+          <w:sz w:val="18"/>
+          <w:highlight w:val="lightGray"/>
+        </w:rPr>
+        <w:t xml:space="preserve">5 Mini)] </w:t>
+      </w:r>
+      <w:r>
+        <w:rPr>
+          <w:rFonts w:ascii="Arial" w:eastAsia="Arial" w:hAnsi="Arial" w:cs="Arial"/>
+          <w:b/>
+          <w:color w:val="000000"/>
+          <w:sz w:val="18"/>
+          <w:highlight w:val="lightGray"/>
+        </w:rPr>
+        <w:t>on</w:t>
+      </w:r>
+      <w:r>
+        <w:rPr>
+          <w:rFonts w:ascii="Arial" w:eastAsia="Arial" w:hAnsi="Arial"/>
+          <w:sz w:val="18"/>
+          <w:highlight w:val="lightGray"/>
+        </w:rPr>
+        <w:t xml:space="preserve"> [8/19/2025]</w:t>
       </w:r>
     </w:p>
     <w:p>
@@ -238,7 +290,7 @@
           <w:ilvl w:val="0"/>
           <w:numId w:val="2"/>
         </w:numPr>
-        <w:spacing w:before="240"/>
+        <w:spacing w:before="240" w:after="0" w:line="276" w:lineRule="auto"/>
       </w:pPr>
       <w:r>
         <w:rPr>
@@ -266,6 +318,7 @@
           <w:ilvl w:val="0"/>
           <w:numId w:val="2"/>
         </w:numPr>
+        <w:spacing w:after="0" w:line="276" w:lineRule="auto"/>
       </w:pPr>
       <w:r>
         <w:rPr>
@@ -293,6 +346,7 @@
           <w:ilvl w:val="0"/>
           <w:numId w:val="2"/>
         </w:numPr>
+        <w:spacing w:after="0" w:line="276" w:lineRule="auto"/>
       </w:pPr>
       <w:r>
         <w:rPr>
@@ -320,6 +374,7 @@
           <w:ilvl w:val="0"/>
           <w:numId w:val="2"/>
         </w:numPr>
+        <w:spacing w:after="0" w:line="276" w:lineRule="auto"/>
       </w:pPr>
       <w:r>
         <w:rPr>
@@ -347,6 +402,7 @@
           <w:ilvl w:val="0"/>
           <w:numId w:val="2"/>
         </w:numPr>
+        <w:spacing w:after="0" w:line="276" w:lineRule="auto"/>
       </w:pPr>
       <w:r>
         <w:rPr>
@@ -374,7 +430,7 @@
           <w:ilvl w:val="0"/>
           <w:numId w:val="2"/>
         </w:numPr>
-        <w:spacing w:after="240"/>
+        <w:spacing w:after="240" w:line="276" w:lineRule="auto"/>
       </w:pPr>
       <w:r>
         <w:rPr>
@@ -404,7 +460,7 @@
     </w:p>
     <w:p>
       <w:r>
-        <w:pict w14:anchorId="1B7616CE">
+        <w:pict w14:anchorId="2BD70AC1">
           <v:rect id="_x0000_i1026" style="width:0;height:1.5pt" o:hralign="center" o:hrstd="t" o:hr="t" fillcolor="#a0a0a0" stroked="f"/>
         </w:pict>
       </w:r>
@@ -428,51 +484,77 @@
       </w:pPr>
       <w:r>
         <w:rPr>
-          <w:b/>
-          <w:shd w:val="clear" w:color="auto" w:fill="B7B7B7"/>
-        </w:rPr>
-        <w:t># Source</w:t>
-      </w:r>
-      <w:r>
-        <w:rPr>
-          <w:shd w:val="clear" w:color="auto" w:fill="B7B7B7"/>
-        </w:rPr>
-        <w:t xml:space="preserve">: </w:t>
-      </w:r>
-      <w:r>
-        <w:rPr>
-          <w:b/>
-          <w:shd w:val="clear" w:color="auto" w:fill="B7B7B7"/>
-        </w:rPr>
-        <w:t xml:space="preserve">Chatgpt </w:t>
-      </w:r>
-      <w:r>
-        <w:rPr>
-          <w:b/>
-          <w:sz w:val="14"/>
-          <w:szCs w:val="14"/>
-          <w:shd w:val="clear" w:color="auto" w:fill="B7B7B7"/>
-        </w:rPr>
-        <w:t>(GPT</w:t>
-      </w:r>
-      <w:r>
-        <w:rPr>
-          <w:rFonts w:ascii="Cambria Math" w:hAnsi="Cambria Math" w:cs="Cambria Math"/>
-          <w:b/>
-          <w:sz w:val="14"/>
-          <w:szCs w:val="14"/>
-          <w:shd w:val="clear" w:color="auto" w:fill="B7B7B7"/>
+          <w:rFonts w:ascii="Arial" w:eastAsia="Arial" w:hAnsi="Arial" w:cs="Arial"/>
+          <w:b/>
+          <w:color w:val="000000"/>
+          <w:sz w:val="18"/>
+          <w:highlight w:val="lightGray"/>
+        </w:rPr>
+        <w:t># Source: AI Source: Provided by: [Data Path</w:t>
+      </w:r>
+      <w:r>
+        <w:rPr>
+          <w:rFonts w:ascii="Arial" w:eastAsia="Arial" w:hAnsi="Arial" w:cs="Arial"/>
+          <w:color w:val="000000"/>
+          <w:sz w:val="18"/>
+          <w:highlight w:val="lightGray"/>
+        </w:rPr>
+        <w:t xml:space="preserve">: Persons Table -&gt; ID Column: 1, Name_En Column: Motasem Essam] -&gt; </w:t>
+      </w:r>
+      <w:r>
+        <w:rPr>
+          <w:rFonts w:ascii="Arial" w:eastAsia="Arial" w:hAnsi="Arial" w:cs="Arial"/>
+          <w:b/>
+          <w:color w:val="000000"/>
+          <w:sz w:val="18"/>
+          <w:highlight w:val="lightGray"/>
+        </w:rPr>
+        <w:t>From:</w:t>
+      </w:r>
+      <w:r>
+        <w:rPr>
+          <w:rFonts w:ascii="Arial" w:eastAsia="Arial" w:hAnsi="Arial" w:cs="Arial"/>
+          <w:color w:val="000000"/>
+          <w:sz w:val="18"/>
+          <w:highlight w:val="lightGray"/>
+        </w:rPr>
+        <w:t xml:space="preserve"> [Chatgpt (GPT</w:t>
+      </w:r>
+      <w:r>
+        <w:rPr>
+          <w:rFonts w:ascii="Arial" w:eastAsia="Arial" w:hAnsi="Arial" w:cs="Cambria Math"/>
+          <w:color w:val="000000"/>
+          <w:sz w:val="18"/>
+          <w:highlight w:val="lightGray"/>
         </w:rPr>
         <w:t>‑</w:t>
       </w:r>
       <w:r>
         <w:rPr>
-          <w:b/>
-          <w:sz w:val="14"/>
-          <w:szCs w:val="14"/>
-          <w:shd w:val="clear" w:color="auto" w:fill="B7B7B7"/>
-        </w:rPr>
-        <w:t>5 Mini) at [8/19/2025]</w:t>
+          <w:rFonts w:ascii="Arial" w:eastAsia="Arial" w:hAnsi="Arial" w:cs="Arial"/>
+          <w:color w:val="000000"/>
+          <w:sz w:val="18"/>
+          <w:highlight w:val="lightGray"/>
+        </w:rPr>
+        <w:t xml:space="preserve">5 Mini)] </w:t>
+      </w:r>
+      <w:r>
+        <w:rPr>
+          <w:rFonts w:ascii="Arial" w:eastAsia="Arial" w:hAnsi="Arial" w:cs="Arial"/>
+          <w:b/>
+          <w:color w:val="000000"/>
+          <w:sz w:val="18"/>
+          <w:highlight w:val="lightGray"/>
+        </w:rPr>
+        <w:t>on</w:t>
+      </w:r>
+      <w:r>
+        <w:rPr>
+          <w:rFonts w:ascii="Arial" w:eastAsia="Arial" w:hAnsi="Arial"/>
+          <w:sz w:val="18"/>
+          <w:highlight w:val="lightGray"/>
+        </w:rPr>
+        <w:t xml:space="preserve"> [8/19/2025]</w:t>
       </w:r>
     </w:p>
     <w:p>
@@ -481,13 +563,12 @@
           <w:ilvl w:val="0"/>
           <w:numId w:val="12"/>
         </w:numPr>
-        <w:spacing w:before="240"/>
-      </w:pPr>
-      <w:r>
-        <w:rPr>
-          <w:rFonts w:ascii="Roboto Mono" w:eastAsia="Roboto Mono" w:hAnsi="Roboto Mono" w:cs="Roboto Mono"/>
-        </w:rPr>
-        <w:lastRenderedPageBreak/>
+        <w:spacing w:before="240" w:after="0" w:line="276" w:lineRule="auto"/>
+      </w:pPr>
+      <w:r>
+        <w:rPr>
+          <w:rFonts w:ascii="Roboto Mono" w:eastAsia="Roboto Mono" w:hAnsi="Roboto Mono" w:cs="Roboto Mono"/>
+        </w:rPr>
         <w:t xml:space="preserve">Automation of </w:t>
       </w:r>
       <w:r>
@@ -516,6 +597,7 @@
           <w:ilvl w:val="0"/>
           <w:numId w:val="12"/>
         </w:numPr>
+        <w:spacing w:after="0" w:line="276" w:lineRule="auto"/>
         <w:rPr>
           <w:rFonts w:ascii="Roboto Mono" w:eastAsia="Roboto Mono" w:hAnsi="Roboto Mono" w:cs="Roboto Mono"/>
         </w:rPr>
@@ -539,6 +621,7 @@
           <w:ilvl w:val="0"/>
           <w:numId w:val="12"/>
         </w:numPr>
+        <w:spacing w:after="0" w:line="276" w:lineRule="auto"/>
       </w:pPr>
       <w:r>
         <w:rPr>
@@ -572,6 +655,7 @@
           <w:ilvl w:val="0"/>
           <w:numId w:val="12"/>
         </w:numPr>
+        <w:spacing w:after="0" w:line="276" w:lineRule="auto"/>
       </w:pPr>
       <w:r>
         <w:rPr>
@@ -605,7 +689,7 @@
           <w:ilvl w:val="0"/>
           <w:numId w:val="12"/>
         </w:numPr>
-        <w:spacing w:after="240"/>
+        <w:spacing w:after="240" w:line="276" w:lineRule="auto"/>
       </w:pPr>
       <w:r>
         <w:rPr>
@@ -635,7 +719,7 @@
     </w:p>
     <w:p>
       <w:r>
-        <w:pict w14:anchorId="1C559795">
+        <w:pict w14:anchorId="73C4603B">
           <v:rect id="_x0000_i1027" style="width:0;height:1.5pt" o:hralign="center" o:hrstd="t" o:hr="t" fillcolor="#a0a0a0" stroked="f"/>
         </w:pict>
       </w:r>
@@ -659,51 +743,77 @@
       </w:pPr>
       <w:r>
         <w:rPr>
-          <w:b/>
-          <w:shd w:val="clear" w:color="auto" w:fill="B7B7B7"/>
-        </w:rPr>
-        <w:t># Source</w:t>
-      </w:r>
-      <w:r>
-        <w:rPr>
-          <w:shd w:val="clear" w:color="auto" w:fill="B7B7B7"/>
-        </w:rPr>
-        <w:t xml:space="preserve">: </w:t>
-      </w:r>
-      <w:r>
-        <w:rPr>
-          <w:b/>
-          <w:shd w:val="clear" w:color="auto" w:fill="B7B7B7"/>
-        </w:rPr>
-        <w:t xml:space="preserve">Chatgpt </w:t>
-      </w:r>
-      <w:r>
-        <w:rPr>
-          <w:b/>
-          <w:sz w:val="14"/>
-          <w:szCs w:val="14"/>
-          <w:shd w:val="clear" w:color="auto" w:fill="B7B7B7"/>
-        </w:rPr>
-        <w:t>(GPT</w:t>
-      </w:r>
-      <w:r>
-        <w:rPr>
-          <w:rFonts w:ascii="Cambria Math" w:hAnsi="Cambria Math" w:cs="Cambria Math"/>
-          <w:b/>
-          <w:sz w:val="14"/>
-          <w:szCs w:val="14"/>
-          <w:shd w:val="clear" w:color="auto" w:fill="B7B7B7"/>
+          <w:rFonts w:ascii="Arial" w:eastAsia="Arial" w:hAnsi="Arial" w:cs="Arial"/>
+          <w:b/>
+          <w:color w:val="000000"/>
+          <w:sz w:val="18"/>
+          <w:highlight w:val="lightGray"/>
+        </w:rPr>
+        <w:t># Source: AI Source: Provided by: [Data Path</w:t>
+      </w:r>
+      <w:r>
+        <w:rPr>
+          <w:rFonts w:ascii="Arial" w:eastAsia="Arial" w:hAnsi="Arial" w:cs="Arial"/>
+          <w:color w:val="000000"/>
+          <w:sz w:val="18"/>
+          <w:highlight w:val="lightGray"/>
+        </w:rPr>
+        <w:t xml:space="preserve">: Persons Table -&gt; ID Column: 1, Name_En Column: Motasem Essam] -&gt; </w:t>
+      </w:r>
+      <w:r>
+        <w:rPr>
+          <w:rFonts w:ascii="Arial" w:eastAsia="Arial" w:hAnsi="Arial" w:cs="Arial"/>
+          <w:b/>
+          <w:color w:val="000000"/>
+          <w:sz w:val="18"/>
+          <w:highlight w:val="lightGray"/>
+        </w:rPr>
+        <w:t>From:</w:t>
+      </w:r>
+      <w:r>
+        <w:rPr>
+          <w:rFonts w:ascii="Arial" w:eastAsia="Arial" w:hAnsi="Arial" w:cs="Arial"/>
+          <w:color w:val="000000"/>
+          <w:sz w:val="18"/>
+          <w:highlight w:val="lightGray"/>
+        </w:rPr>
+        <w:t xml:space="preserve"> [Chatgpt (GPT</w:t>
+      </w:r>
+      <w:r>
+        <w:rPr>
+          <w:rFonts w:ascii="Arial" w:eastAsia="Arial" w:hAnsi="Arial" w:cs="Cambria Math"/>
+          <w:color w:val="000000"/>
+          <w:sz w:val="18"/>
+          <w:highlight w:val="lightGray"/>
         </w:rPr>
         <w:t>‑</w:t>
       </w:r>
       <w:r>
         <w:rPr>
-          <w:b/>
-          <w:sz w:val="14"/>
-          <w:szCs w:val="14"/>
-          <w:shd w:val="clear" w:color="auto" w:fill="B7B7B7"/>
-        </w:rPr>
-        <w:t>5 Mini) at [8/19/2025]</w:t>
+          <w:rFonts w:ascii="Arial" w:eastAsia="Arial" w:hAnsi="Arial" w:cs="Arial"/>
+          <w:color w:val="000000"/>
+          <w:sz w:val="18"/>
+          <w:highlight w:val="lightGray"/>
+        </w:rPr>
+        <w:t xml:space="preserve">5 Mini)] </w:t>
+      </w:r>
+      <w:r>
+        <w:rPr>
+          <w:rFonts w:ascii="Arial" w:eastAsia="Arial" w:hAnsi="Arial" w:cs="Arial"/>
+          <w:b/>
+          <w:color w:val="000000"/>
+          <w:sz w:val="18"/>
+          <w:highlight w:val="lightGray"/>
+        </w:rPr>
+        <w:t>on</w:t>
+      </w:r>
+      <w:r>
+        <w:rPr>
+          <w:rFonts w:ascii="Arial" w:eastAsia="Arial" w:hAnsi="Arial"/>
+          <w:sz w:val="18"/>
+          <w:highlight w:val="lightGray"/>
+        </w:rPr>
+        <w:t xml:space="preserve"> [8/19/2025]</w:t>
       </w:r>
     </w:p>
     <w:p>
@@ -712,7 +822,7 @@
           <w:ilvl w:val="0"/>
           <w:numId w:val="6"/>
         </w:numPr>
-        <w:spacing w:before="240"/>
+        <w:spacing w:before="240" w:after="0" w:line="276" w:lineRule="auto"/>
       </w:pPr>
       <w:r>
         <w:rPr>
@@ -740,6 +850,7 @@
           <w:ilvl w:val="0"/>
           <w:numId w:val="6"/>
         </w:numPr>
+        <w:spacing w:after="0" w:line="276" w:lineRule="auto"/>
       </w:pPr>
       <w:r>
         <w:rPr>
@@ -767,6 +878,7 @@
           <w:ilvl w:val="0"/>
           <w:numId w:val="6"/>
         </w:numPr>
+        <w:spacing w:after="0" w:line="276" w:lineRule="auto"/>
       </w:pPr>
       <w:r>
         <w:rPr>
@@ -794,6 +906,7 @@
           <w:ilvl w:val="0"/>
           <w:numId w:val="6"/>
         </w:numPr>
+        <w:spacing w:after="0" w:line="276" w:lineRule="auto"/>
       </w:pPr>
       <w:r>
         <w:rPr>
@@ -821,6 +934,7 @@
           <w:ilvl w:val="0"/>
           <w:numId w:val="6"/>
         </w:numPr>
+        <w:spacing w:after="0" w:line="276" w:lineRule="auto"/>
       </w:pPr>
       <w:r>
         <w:rPr>
@@ -848,7 +962,7 @@
           <w:ilvl w:val="0"/>
           <w:numId w:val="6"/>
         </w:numPr>
-        <w:spacing w:after="240"/>
+        <w:spacing w:after="240" w:line="276" w:lineRule="auto"/>
       </w:pPr>
       <w:r>
         <w:rPr>
@@ -872,7 +986,7 @@
     </w:p>
     <w:p>
       <w:r>
-        <w:pict w14:anchorId="1AA4F231">
+        <w:pict w14:anchorId="4FACBAA2">
           <v:rect id="_x0000_i1028" style="width:0;height:1.5pt" o:hralign="center" o:hrstd="t" o:hr="t" fillcolor="#a0a0a0" stroked="f"/>
         </w:pict>
       </w:r>
@@ -896,51 +1010,77 @@
       </w:pPr>
       <w:r>
         <w:rPr>
-          <w:b/>
-          <w:shd w:val="clear" w:color="auto" w:fill="B7B7B7"/>
-        </w:rPr>
-        <w:t># Source</w:t>
-      </w:r>
-      <w:r>
-        <w:rPr>
-          <w:shd w:val="clear" w:color="auto" w:fill="B7B7B7"/>
-        </w:rPr>
-        <w:t xml:space="preserve">: </w:t>
-      </w:r>
-      <w:r>
-        <w:rPr>
-          <w:b/>
-          <w:shd w:val="clear" w:color="auto" w:fill="B7B7B7"/>
-        </w:rPr>
-        <w:t xml:space="preserve">Chatgpt </w:t>
-      </w:r>
-      <w:r>
-        <w:rPr>
-          <w:b/>
-          <w:sz w:val="14"/>
-          <w:szCs w:val="14"/>
-          <w:shd w:val="clear" w:color="auto" w:fill="B7B7B7"/>
-        </w:rPr>
-        <w:t>(GPT</w:t>
-      </w:r>
-      <w:r>
-        <w:rPr>
-          <w:rFonts w:ascii="Cambria Math" w:hAnsi="Cambria Math" w:cs="Cambria Math"/>
-          <w:b/>
-          <w:sz w:val="14"/>
-          <w:szCs w:val="14"/>
-          <w:shd w:val="clear" w:color="auto" w:fill="B7B7B7"/>
+          <w:rFonts w:ascii="Arial" w:eastAsia="Arial" w:hAnsi="Arial" w:cs="Arial"/>
+          <w:b/>
+          <w:color w:val="000000"/>
+          <w:sz w:val="18"/>
+          <w:highlight w:val="lightGray"/>
+        </w:rPr>
+        <w:t># Source: AI Source: Provided by: [Data Path</w:t>
+      </w:r>
+      <w:r>
+        <w:rPr>
+          <w:rFonts w:ascii="Arial" w:eastAsia="Arial" w:hAnsi="Arial" w:cs="Arial"/>
+          <w:color w:val="000000"/>
+          <w:sz w:val="18"/>
+          <w:highlight w:val="lightGray"/>
+        </w:rPr>
+        <w:t xml:space="preserve">: Persons Table -&gt; ID Column: 1, Name_En Column: Motasem Essam] -&gt; </w:t>
+      </w:r>
+      <w:r>
+        <w:rPr>
+          <w:rFonts w:ascii="Arial" w:eastAsia="Arial" w:hAnsi="Arial" w:cs="Arial"/>
+          <w:b/>
+          <w:color w:val="000000"/>
+          <w:sz w:val="18"/>
+          <w:highlight w:val="lightGray"/>
+        </w:rPr>
+        <w:t>From:</w:t>
+      </w:r>
+      <w:r>
+        <w:rPr>
+          <w:rFonts w:ascii="Arial" w:eastAsia="Arial" w:hAnsi="Arial" w:cs="Arial"/>
+          <w:color w:val="000000"/>
+          <w:sz w:val="18"/>
+          <w:highlight w:val="lightGray"/>
+        </w:rPr>
+        <w:t xml:space="preserve"> [Chatgpt (GPT</w:t>
+      </w:r>
+      <w:r>
+        <w:rPr>
+          <w:rFonts w:ascii="Arial" w:eastAsia="Arial" w:hAnsi="Arial" w:cs="Cambria Math"/>
+          <w:color w:val="000000"/>
+          <w:sz w:val="18"/>
+          <w:highlight w:val="lightGray"/>
         </w:rPr>
         <w:t>‑</w:t>
       </w:r>
       <w:r>
         <w:rPr>
-          <w:b/>
-          <w:sz w:val="14"/>
-          <w:szCs w:val="14"/>
-          <w:shd w:val="clear" w:color="auto" w:fill="B7B7B7"/>
-        </w:rPr>
-        <w:t>5 Mini) at [8/19/2025]</w:t>
+          <w:rFonts w:ascii="Arial" w:eastAsia="Arial" w:hAnsi="Arial" w:cs="Arial"/>
+          <w:color w:val="000000"/>
+          <w:sz w:val="18"/>
+          <w:highlight w:val="lightGray"/>
+        </w:rPr>
+        <w:t xml:space="preserve">5 Mini)] </w:t>
+      </w:r>
+      <w:r>
+        <w:rPr>
+          <w:rFonts w:ascii="Arial" w:eastAsia="Arial" w:hAnsi="Arial" w:cs="Arial"/>
+          <w:b/>
+          <w:color w:val="000000"/>
+          <w:sz w:val="18"/>
+          <w:highlight w:val="lightGray"/>
+        </w:rPr>
+        <w:t>on</w:t>
+      </w:r>
+      <w:r>
+        <w:rPr>
+          <w:rFonts w:ascii="Arial" w:eastAsia="Arial" w:hAnsi="Arial"/>
+          <w:sz w:val="18"/>
+          <w:highlight w:val="lightGray"/>
+        </w:rPr>
+        <w:t xml:space="preserve"> [8/19/2025]</w:t>
       </w:r>
     </w:p>
     <w:p>
@@ -949,7 +1089,7 @@
           <w:ilvl w:val="0"/>
           <w:numId w:val="3"/>
         </w:numPr>
-        <w:spacing w:before="240"/>
+        <w:spacing w:before="240" w:after="0" w:line="276" w:lineRule="auto"/>
       </w:pPr>
       <w:r>
         <w:rPr>
@@ -983,6 +1123,7 @@
           <w:ilvl w:val="0"/>
           <w:numId w:val="3"/>
         </w:numPr>
+        <w:spacing w:after="0" w:line="276" w:lineRule="auto"/>
       </w:pPr>
       <w:r>
         <w:rPr>
@@ -1016,15 +1157,15 @@
           <w:ilvl w:val="0"/>
           <w:numId w:val="3"/>
         </w:numPr>
-        <w:rPr>
-          <w:rFonts w:ascii="Roboto Mono" w:eastAsia="Roboto Mono" w:hAnsi="Roboto Mono" w:cs="Roboto Mono"/>
-        </w:rPr>
-      </w:pPr>
-      <w:r>
-        <w:rPr>
-          <w:rFonts w:ascii="Roboto Mono" w:eastAsia="Roboto Mono" w:hAnsi="Roboto Mono" w:cs="Roboto Mono"/>
-        </w:rPr>
-        <w:lastRenderedPageBreak/>
+        <w:spacing w:after="0" w:line="276" w:lineRule="auto"/>
+        <w:rPr>
+          <w:rFonts w:ascii="Roboto Mono" w:eastAsia="Roboto Mono" w:hAnsi="Roboto Mono" w:cs="Roboto Mono"/>
+        </w:rPr>
+      </w:pPr>
+      <w:r>
+        <w:rPr>
+          <w:rFonts w:ascii="Roboto Mono" w:eastAsia="Roboto Mono" w:hAnsi="Roboto Mono" w:cs="Roboto Mono"/>
+        </w:rPr>
         <w:t>After each code commit, tests run automatically in CI/CD pipelines.</w:t>
       </w:r>
       <w:r>
@@ -1040,7 +1181,7 @@
           <w:ilvl w:val="0"/>
           <w:numId w:val="3"/>
         </w:numPr>
-        <w:spacing w:after="240"/>
+        <w:spacing w:after="240" w:line="276" w:lineRule="auto"/>
       </w:pPr>
       <w:r>
         <w:rPr>
@@ -1067,7 +1208,7 @@
     </w:p>
     <w:p>
       <w:r>
-        <w:pict w14:anchorId="44EC0B15">
+        <w:pict w14:anchorId="3080B4CA">
           <v:rect id="_x0000_i1029" style="width:0;height:1.5pt" o:hralign="center" o:hrstd="t" o:hr="t" fillcolor="#a0a0a0" stroked="f"/>
         </w:pict>
       </w:r>
@@ -1134,7 +1275,7 @@
     </w:p>
     <w:p>
       <w:r>
-        <w:pict w14:anchorId="2E71F0D5">
+        <w:pict w14:anchorId="54A47E5A">
           <v:rect id="_x0000_i1030" style="width:0;height:1.5pt" o:hralign="center" o:hrstd="t" o:hr="t" fillcolor="#a0a0a0" stroked="f"/>
         </w:pict>
       </w:r>
@@ -1166,51 +1307,77 @@
       </w:pPr>
       <w:r>
         <w:rPr>
-          <w:b/>
-          <w:shd w:val="clear" w:color="auto" w:fill="B7B7B7"/>
-        </w:rPr>
-        <w:t># Source</w:t>
-      </w:r>
-      <w:r>
-        <w:rPr>
-          <w:shd w:val="clear" w:color="auto" w:fill="B7B7B7"/>
-        </w:rPr>
-        <w:t xml:space="preserve">: </w:t>
-      </w:r>
-      <w:r>
-        <w:rPr>
-          <w:b/>
-          <w:shd w:val="clear" w:color="auto" w:fill="B7B7B7"/>
-        </w:rPr>
-        <w:t xml:space="preserve">Chatgpt </w:t>
-      </w:r>
-      <w:r>
-        <w:rPr>
-          <w:b/>
-          <w:sz w:val="14"/>
-          <w:szCs w:val="14"/>
-          <w:shd w:val="clear" w:color="auto" w:fill="B7B7B7"/>
-        </w:rPr>
-        <w:t>(GPT</w:t>
-      </w:r>
-      <w:r>
-        <w:rPr>
-          <w:rFonts w:ascii="Cambria Math" w:hAnsi="Cambria Math" w:cs="Cambria Math"/>
-          <w:b/>
-          <w:sz w:val="14"/>
-          <w:szCs w:val="14"/>
-          <w:shd w:val="clear" w:color="auto" w:fill="B7B7B7"/>
+          <w:rFonts w:ascii="Arial" w:eastAsia="Arial" w:hAnsi="Arial" w:cs="Arial"/>
+          <w:b/>
+          <w:color w:val="000000"/>
+          <w:sz w:val="18"/>
+          <w:highlight w:val="lightGray"/>
+        </w:rPr>
+        <w:t># Source: AI Source: Provided by: [Data Path</w:t>
+      </w:r>
+      <w:r>
+        <w:rPr>
+          <w:rFonts w:ascii="Arial" w:eastAsia="Arial" w:hAnsi="Arial" w:cs="Arial"/>
+          <w:color w:val="000000"/>
+          <w:sz w:val="18"/>
+          <w:highlight w:val="lightGray"/>
+        </w:rPr>
+        <w:t xml:space="preserve">: Persons Table -&gt; ID Column: 1, Name_En Column: Motasem Essam] -&gt; </w:t>
+      </w:r>
+      <w:r>
+        <w:rPr>
+          <w:rFonts w:ascii="Arial" w:eastAsia="Arial" w:hAnsi="Arial" w:cs="Arial"/>
+          <w:b/>
+          <w:color w:val="000000"/>
+          <w:sz w:val="18"/>
+          <w:highlight w:val="lightGray"/>
+        </w:rPr>
+        <w:t>From:</w:t>
+      </w:r>
+      <w:r>
+        <w:rPr>
+          <w:rFonts w:ascii="Arial" w:eastAsia="Arial" w:hAnsi="Arial" w:cs="Arial"/>
+          <w:color w:val="000000"/>
+          <w:sz w:val="18"/>
+          <w:highlight w:val="lightGray"/>
+        </w:rPr>
+        <w:t xml:space="preserve"> [Chatgpt (GPT</w:t>
+      </w:r>
+      <w:r>
+        <w:rPr>
+          <w:rFonts w:ascii="Arial" w:eastAsia="Arial" w:hAnsi="Arial" w:cs="Cambria Math"/>
+          <w:color w:val="000000"/>
+          <w:sz w:val="18"/>
+          <w:highlight w:val="lightGray"/>
         </w:rPr>
         <w:t>‑</w:t>
       </w:r>
       <w:r>
         <w:rPr>
-          <w:b/>
-          <w:sz w:val="14"/>
-          <w:szCs w:val="14"/>
-          <w:shd w:val="clear" w:color="auto" w:fill="B7B7B7"/>
-        </w:rPr>
-        <w:t>5 Mini) at [8/19/2025]</w:t>
+          <w:rFonts w:ascii="Arial" w:eastAsia="Arial" w:hAnsi="Arial" w:cs="Arial"/>
+          <w:color w:val="000000"/>
+          <w:sz w:val="18"/>
+          <w:highlight w:val="lightGray"/>
+        </w:rPr>
+        <w:t xml:space="preserve">5 Mini)] </w:t>
+      </w:r>
+      <w:r>
+        <w:rPr>
+          <w:rFonts w:ascii="Arial" w:eastAsia="Arial" w:hAnsi="Arial" w:cs="Arial"/>
+          <w:b/>
+          <w:color w:val="000000"/>
+          <w:sz w:val="18"/>
+          <w:highlight w:val="lightGray"/>
+        </w:rPr>
+        <w:t>on</w:t>
+      </w:r>
+      <w:r>
+        <w:rPr>
+          <w:rFonts w:ascii="Arial" w:eastAsia="Arial" w:hAnsi="Arial"/>
+          <w:sz w:val="18"/>
+          <w:highlight w:val="lightGray"/>
+        </w:rPr>
+        <w:t xml:space="preserve"> [8/19/2025]</w:t>
       </w:r>
     </w:p>
     <w:p>
@@ -1219,7 +1386,7 @@
           <w:ilvl w:val="0"/>
           <w:numId w:val="8"/>
         </w:numPr>
-        <w:spacing w:before="240"/>
+        <w:spacing w:before="240" w:after="0" w:line="276" w:lineRule="auto"/>
         <w:rPr>
           <w:rFonts w:ascii="Roboto Mono" w:eastAsia="Roboto Mono" w:hAnsi="Roboto Mono" w:cs="Roboto Mono"/>
         </w:rPr>
@@ -1245,6 +1412,7 @@
           <w:ilvl w:val="1"/>
           <w:numId w:val="8"/>
         </w:numPr>
+        <w:spacing w:after="0" w:line="276" w:lineRule="auto"/>
         <w:rPr>
           <w:rFonts w:ascii="Roboto Mono" w:eastAsia="Roboto Mono" w:hAnsi="Roboto Mono" w:cs="Roboto Mono"/>
         </w:rPr>
@@ -1268,6 +1436,7 @@
           <w:ilvl w:val="1"/>
           <w:numId w:val="8"/>
         </w:numPr>
+        <w:spacing w:after="0" w:line="276" w:lineRule="auto"/>
         <w:rPr>
           <w:rFonts w:ascii="Roboto Mono" w:eastAsia="Roboto Mono" w:hAnsi="Roboto Mono" w:cs="Roboto Mono"/>
         </w:rPr>
@@ -1291,6 +1460,7 @@
           <w:ilvl w:val="0"/>
           <w:numId w:val="8"/>
         </w:numPr>
+        <w:spacing w:after="0" w:line="276" w:lineRule="auto"/>
         <w:rPr>
           <w:rFonts w:ascii="Roboto Mono" w:eastAsia="Roboto Mono" w:hAnsi="Roboto Mono" w:cs="Roboto Mono"/>
         </w:rPr>
@@ -1316,6 +1486,7 @@
           <w:ilvl w:val="1"/>
           <w:numId w:val="8"/>
         </w:numPr>
+        <w:spacing w:after="0" w:line="276" w:lineRule="auto"/>
         <w:rPr>
           <w:rFonts w:ascii="Roboto Mono" w:eastAsia="Roboto Mono" w:hAnsi="Roboto Mono" w:cs="Roboto Mono"/>
         </w:rPr>
@@ -1339,6 +1510,7 @@
           <w:ilvl w:val="1"/>
           <w:numId w:val="8"/>
         </w:numPr>
+        <w:spacing w:after="0" w:line="276" w:lineRule="auto"/>
         <w:rPr>
           <w:rFonts w:ascii="Roboto Mono" w:eastAsia="Roboto Mono" w:hAnsi="Roboto Mono" w:cs="Roboto Mono"/>
         </w:rPr>
@@ -1362,6 +1534,7 @@
           <w:ilvl w:val="0"/>
           <w:numId w:val="8"/>
         </w:numPr>
+        <w:spacing w:after="0" w:line="276" w:lineRule="auto"/>
         <w:rPr>
           <w:rFonts w:ascii="Roboto Mono" w:eastAsia="Roboto Mono" w:hAnsi="Roboto Mono" w:cs="Roboto Mono"/>
         </w:rPr>
@@ -1387,6 +1560,7 @@
           <w:ilvl w:val="1"/>
           <w:numId w:val="8"/>
         </w:numPr>
+        <w:spacing w:after="0" w:line="276" w:lineRule="auto"/>
         <w:rPr>
           <w:rFonts w:ascii="Roboto Mono" w:eastAsia="Roboto Mono" w:hAnsi="Roboto Mono" w:cs="Roboto Mono"/>
         </w:rPr>
@@ -1410,15 +1584,15 @@
           <w:ilvl w:val="1"/>
           <w:numId w:val="8"/>
         </w:numPr>
-        <w:rPr>
-          <w:rFonts w:ascii="Roboto Mono" w:eastAsia="Roboto Mono" w:hAnsi="Roboto Mono" w:cs="Roboto Mono"/>
-        </w:rPr>
-      </w:pPr>
-      <w:r>
-        <w:rPr>
-          <w:rFonts w:ascii="Roboto Mono" w:eastAsia="Roboto Mono" w:hAnsi="Roboto Mono" w:cs="Roboto Mono"/>
-        </w:rPr>
-        <w:lastRenderedPageBreak/>
+        <w:spacing w:after="0" w:line="276" w:lineRule="auto"/>
+        <w:rPr>
+          <w:rFonts w:ascii="Roboto Mono" w:eastAsia="Roboto Mono" w:hAnsi="Roboto Mono" w:cs="Roboto Mono"/>
+        </w:rPr>
+      </w:pPr>
+      <w:r>
+        <w:rPr>
+          <w:rFonts w:ascii="Roboto Mono" w:eastAsia="Roboto Mono" w:hAnsi="Roboto Mono" w:cs="Roboto Mono"/>
+        </w:rPr>
         <w:t>Reduces human error in executing test cases.</w:t>
       </w:r>
       <w:r>
@@ -1434,6 +1608,7 @@
           <w:ilvl w:val="0"/>
           <w:numId w:val="8"/>
         </w:numPr>
+        <w:spacing w:after="0" w:line="276" w:lineRule="auto"/>
         <w:rPr>
           <w:rFonts w:ascii="Roboto Mono" w:eastAsia="Roboto Mono" w:hAnsi="Roboto Mono" w:cs="Roboto Mono"/>
         </w:rPr>
@@ -1459,6 +1634,7 @@
           <w:ilvl w:val="1"/>
           <w:numId w:val="8"/>
         </w:numPr>
+        <w:spacing w:after="0" w:line="276" w:lineRule="auto"/>
         <w:rPr>
           <w:rFonts w:ascii="Roboto Mono" w:eastAsia="Roboto Mono" w:hAnsi="Roboto Mono" w:cs="Roboto Mono"/>
         </w:rPr>
@@ -1482,6 +1658,7 @@
           <w:ilvl w:val="1"/>
           <w:numId w:val="8"/>
         </w:numPr>
+        <w:spacing w:after="0" w:line="276" w:lineRule="auto"/>
       </w:pPr>
       <w:r>
         <w:rPr>
@@ -1528,6 +1705,7 @@
           <w:ilvl w:val="0"/>
           <w:numId w:val="8"/>
         </w:numPr>
+        <w:spacing w:after="0" w:line="276" w:lineRule="auto"/>
         <w:rPr>
           <w:rFonts w:ascii="Roboto Mono" w:eastAsia="Roboto Mono" w:hAnsi="Roboto Mono" w:cs="Roboto Mono"/>
         </w:rPr>
@@ -1553,6 +1731,7 @@
           <w:ilvl w:val="1"/>
           <w:numId w:val="8"/>
         </w:numPr>
+        <w:spacing w:after="0" w:line="276" w:lineRule="auto"/>
         <w:rPr>
           <w:rFonts w:ascii="Roboto Mono" w:eastAsia="Roboto Mono" w:hAnsi="Roboto Mono" w:cs="Roboto Mono"/>
         </w:rPr>
@@ -1576,6 +1755,7 @@
           <w:ilvl w:val="1"/>
           <w:numId w:val="8"/>
         </w:numPr>
+        <w:spacing w:after="0" w:line="276" w:lineRule="auto"/>
         <w:rPr>
           <w:rFonts w:ascii="Roboto Mono" w:eastAsia="Roboto Mono" w:hAnsi="Roboto Mono" w:cs="Roboto Mono"/>
         </w:rPr>
@@ -1599,6 +1779,7 @@
           <w:ilvl w:val="0"/>
           <w:numId w:val="8"/>
         </w:numPr>
+        <w:spacing w:after="0" w:line="276" w:lineRule="auto"/>
         <w:rPr>
           <w:rFonts w:ascii="Roboto Mono" w:eastAsia="Roboto Mono" w:hAnsi="Roboto Mono" w:cs="Roboto Mono"/>
         </w:rPr>
@@ -1624,6 +1805,7 @@
           <w:ilvl w:val="1"/>
           <w:numId w:val="8"/>
         </w:numPr>
+        <w:spacing w:after="0" w:line="276" w:lineRule="auto"/>
         <w:rPr>
           <w:rFonts w:ascii="Roboto Mono" w:eastAsia="Roboto Mono" w:hAnsi="Roboto Mono" w:cs="Roboto Mono"/>
         </w:rPr>
@@ -1647,6 +1829,7 @@
           <w:ilvl w:val="1"/>
           <w:numId w:val="8"/>
         </w:numPr>
+        <w:spacing w:after="0" w:line="276" w:lineRule="auto"/>
         <w:rPr>
           <w:rFonts w:ascii="Roboto Mono" w:eastAsia="Roboto Mono" w:hAnsi="Roboto Mono" w:cs="Roboto Mono"/>
         </w:rPr>
@@ -1670,6 +1853,7 @@
           <w:ilvl w:val="0"/>
           <w:numId w:val="8"/>
         </w:numPr>
+        <w:spacing w:after="0" w:line="276" w:lineRule="auto"/>
         <w:rPr>
           <w:rFonts w:ascii="Roboto Mono" w:eastAsia="Roboto Mono" w:hAnsi="Roboto Mono" w:cs="Roboto Mono"/>
         </w:rPr>
@@ -1695,6 +1879,7 @@
           <w:ilvl w:val="1"/>
           <w:numId w:val="8"/>
         </w:numPr>
+        <w:spacing w:after="0" w:line="276" w:lineRule="auto"/>
         <w:rPr>
           <w:rFonts w:ascii="Roboto Mono" w:eastAsia="Roboto Mono" w:hAnsi="Roboto Mono" w:cs="Roboto Mono"/>
         </w:rPr>
@@ -1718,7 +1903,7 @@
           <w:ilvl w:val="1"/>
           <w:numId w:val="8"/>
         </w:numPr>
-        <w:spacing w:after="240"/>
+        <w:spacing w:after="240" w:line="276" w:lineRule="auto"/>
         <w:rPr>
           <w:rFonts w:ascii="Roboto Mono" w:eastAsia="Roboto Mono" w:hAnsi="Roboto Mono" w:cs="Roboto Mono"/>
         </w:rPr>
@@ -1738,7 +1923,7 @@
     </w:p>
     <w:p>
       <w:r>
-        <w:pict w14:anchorId="6430EACD">
+        <w:pict w14:anchorId="45901BC9">
           <v:rect id="_x0000_i1031" style="width:0;height:1.5pt" o:hralign="center" o:hrstd="t" o:hr="t" fillcolor="#a0a0a0" stroked="f"/>
         </w:pict>
       </w:r>
@@ -1761,51 +1946,77 @@
       </w:pPr>
       <w:r>
         <w:rPr>
-          <w:b/>
-          <w:shd w:val="clear" w:color="auto" w:fill="B7B7B7"/>
-        </w:rPr>
-        <w:t># Source</w:t>
-      </w:r>
-      <w:r>
-        <w:rPr>
-          <w:shd w:val="clear" w:color="auto" w:fill="B7B7B7"/>
-        </w:rPr>
-        <w:t xml:space="preserve">: </w:t>
-      </w:r>
-      <w:r>
-        <w:rPr>
-          <w:b/>
-          <w:shd w:val="clear" w:color="auto" w:fill="B7B7B7"/>
-        </w:rPr>
-        <w:t xml:space="preserve">Chatgpt </w:t>
-      </w:r>
-      <w:r>
-        <w:rPr>
-          <w:b/>
-          <w:sz w:val="14"/>
-          <w:szCs w:val="14"/>
-          <w:shd w:val="clear" w:color="auto" w:fill="B7B7B7"/>
-        </w:rPr>
-        <w:t>(GPT</w:t>
-      </w:r>
-      <w:r>
-        <w:rPr>
-          <w:rFonts w:ascii="Cambria Math" w:hAnsi="Cambria Math" w:cs="Cambria Math"/>
-          <w:b/>
-          <w:sz w:val="14"/>
-          <w:szCs w:val="14"/>
-          <w:shd w:val="clear" w:color="auto" w:fill="B7B7B7"/>
+          <w:rFonts w:ascii="Arial" w:eastAsia="Arial" w:hAnsi="Arial" w:cs="Arial"/>
+          <w:b/>
+          <w:color w:val="000000"/>
+          <w:sz w:val="18"/>
+          <w:highlight w:val="lightGray"/>
+        </w:rPr>
+        <w:t># Source: AI Source: Provided by: [Data Path</w:t>
+      </w:r>
+      <w:r>
+        <w:rPr>
+          <w:rFonts w:ascii="Arial" w:eastAsia="Arial" w:hAnsi="Arial" w:cs="Arial"/>
+          <w:color w:val="000000"/>
+          <w:sz w:val="18"/>
+          <w:highlight w:val="lightGray"/>
+        </w:rPr>
+        <w:t xml:space="preserve">: Persons Table -&gt; ID Column: 1, Name_En Column: Motasem Essam] -&gt; </w:t>
+      </w:r>
+      <w:r>
+        <w:rPr>
+          <w:rFonts w:ascii="Arial" w:eastAsia="Arial" w:hAnsi="Arial" w:cs="Arial"/>
+          <w:b/>
+          <w:color w:val="000000"/>
+          <w:sz w:val="18"/>
+          <w:highlight w:val="lightGray"/>
+        </w:rPr>
+        <w:t>From:</w:t>
+      </w:r>
+      <w:r>
+        <w:rPr>
+          <w:rFonts w:ascii="Arial" w:eastAsia="Arial" w:hAnsi="Arial" w:cs="Arial"/>
+          <w:color w:val="000000"/>
+          <w:sz w:val="18"/>
+          <w:highlight w:val="lightGray"/>
+        </w:rPr>
+        <w:t xml:space="preserve"> [Chatgpt (GPT</w:t>
+      </w:r>
+      <w:r>
+        <w:rPr>
+          <w:rFonts w:ascii="Arial" w:eastAsia="Arial" w:hAnsi="Arial" w:cs="Cambria Math"/>
+          <w:color w:val="000000"/>
+          <w:sz w:val="18"/>
+          <w:highlight w:val="lightGray"/>
         </w:rPr>
         <w:t>‑</w:t>
       </w:r>
       <w:r>
         <w:rPr>
-          <w:b/>
-          <w:sz w:val="14"/>
-          <w:szCs w:val="14"/>
-          <w:shd w:val="clear" w:color="auto" w:fill="B7B7B7"/>
-        </w:rPr>
-        <w:t>5 Mini) at [8/19/2025]</w:t>
+          <w:rFonts w:ascii="Arial" w:eastAsia="Arial" w:hAnsi="Arial" w:cs="Arial"/>
+          <w:color w:val="000000"/>
+          <w:sz w:val="18"/>
+          <w:highlight w:val="lightGray"/>
+        </w:rPr>
+        <w:t xml:space="preserve">5 Mini)] </w:t>
+      </w:r>
+      <w:r>
+        <w:rPr>
+          <w:rFonts w:ascii="Arial" w:eastAsia="Arial" w:hAnsi="Arial" w:cs="Arial"/>
+          <w:b/>
+          <w:color w:val="000000"/>
+          <w:sz w:val="18"/>
+          <w:highlight w:val="lightGray"/>
+        </w:rPr>
+        <w:t>on</w:t>
+      </w:r>
+      <w:r>
+        <w:rPr>
+          <w:rFonts w:ascii="Arial" w:eastAsia="Arial" w:hAnsi="Arial"/>
+          <w:sz w:val="18"/>
+          <w:highlight w:val="lightGray"/>
+        </w:rPr>
+        <w:t xml:space="preserve"> [8/19/2025]</w:t>
       </w:r>
     </w:p>
     <w:p>
@@ -1814,17 +2025,16 @@
           <w:ilvl w:val="0"/>
           <w:numId w:val="1"/>
         </w:numPr>
-        <w:spacing w:before="240"/>
-        <w:rPr>
-          <w:rFonts w:ascii="Roboto Mono" w:eastAsia="Roboto Mono" w:hAnsi="Roboto Mono" w:cs="Roboto Mono"/>
-        </w:rPr>
-      </w:pPr>
-      <w:r>
-        <w:rPr>
-          <w:rFonts w:ascii="Roboto Mono" w:eastAsia="Roboto Mono" w:hAnsi="Roboto Mono" w:cs="Roboto Mono"/>
-          <w:b/>
-        </w:rPr>
-        <w:lastRenderedPageBreak/>
+        <w:spacing w:before="240" w:after="0" w:line="276" w:lineRule="auto"/>
+        <w:rPr>
+          <w:rFonts w:ascii="Roboto Mono" w:eastAsia="Roboto Mono" w:hAnsi="Roboto Mono" w:cs="Roboto Mono"/>
+        </w:rPr>
+      </w:pPr>
+      <w:r>
+        <w:rPr>
+          <w:rFonts w:ascii="Roboto Mono" w:eastAsia="Roboto Mono" w:hAnsi="Roboto Mono" w:cs="Roboto Mono"/>
+          <w:b/>
+        </w:rPr>
         <w:t>High Initial Investment</w:t>
       </w:r>
       <w:r>
@@ -1841,6 +2051,7 @@
           <w:ilvl w:val="1"/>
           <w:numId w:val="1"/>
         </w:numPr>
+        <w:spacing w:after="0" w:line="276" w:lineRule="auto"/>
         <w:rPr>
           <w:rFonts w:ascii="Roboto Mono" w:eastAsia="Roboto Mono" w:hAnsi="Roboto Mono" w:cs="Roboto Mono"/>
         </w:rPr>
@@ -1864,6 +2075,7 @@
           <w:ilvl w:val="1"/>
           <w:numId w:val="1"/>
         </w:numPr>
+        <w:spacing w:after="0" w:line="276" w:lineRule="auto"/>
         <w:rPr>
           <w:rFonts w:ascii="Roboto Mono" w:eastAsia="Roboto Mono" w:hAnsi="Roboto Mono" w:cs="Roboto Mono"/>
         </w:rPr>
@@ -1887,6 +2099,7 @@
           <w:ilvl w:val="0"/>
           <w:numId w:val="1"/>
         </w:numPr>
+        <w:spacing w:after="0" w:line="276" w:lineRule="auto"/>
         <w:rPr>
           <w:rFonts w:ascii="Roboto Mono" w:eastAsia="Roboto Mono" w:hAnsi="Roboto Mono" w:cs="Roboto Mono"/>
         </w:rPr>
@@ -1912,6 +2125,7 @@
           <w:ilvl w:val="1"/>
           <w:numId w:val="1"/>
         </w:numPr>
+        <w:spacing w:after="0" w:line="276" w:lineRule="auto"/>
         <w:rPr>
           <w:rFonts w:ascii="Roboto Mono" w:eastAsia="Roboto Mono" w:hAnsi="Roboto Mono" w:cs="Roboto Mono"/>
         </w:rPr>
@@ -1935,6 +2149,7 @@
           <w:ilvl w:val="1"/>
           <w:numId w:val="1"/>
         </w:numPr>
+        <w:spacing w:after="0" w:line="276" w:lineRule="auto"/>
         <w:rPr>
           <w:rFonts w:ascii="Roboto Mono" w:eastAsia="Roboto Mono" w:hAnsi="Roboto Mono" w:cs="Roboto Mono"/>
         </w:rPr>
@@ -1958,6 +2173,7 @@
           <w:ilvl w:val="0"/>
           <w:numId w:val="1"/>
         </w:numPr>
+        <w:spacing w:after="0" w:line="276" w:lineRule="auto"/>
         <w:rPr>
           <w:rFonts w:ascii="Roboto Mono" w:eastAsia="Roboto Mono" w:hAnsi="Roboto Mono" w:cs="Roboto Mono"/>
         </w:rPr>
@@ -1983,6 +2199,7 @@
           <w:ilvl w:val="1"/>
           <w:numId w:val="1"/>
         </w:numPr>
+        <w:spacing w:after="0" w:line="276" w:lineRule="auto"/>
         <w:rPr>
           <w:rFonts w:ascii="Roboto Mono" w:eastAsia="Roboto Mono" w:hAnsi="Roboto Mono" w:cs="Roboto Mono"/>
         </w:rPr>
@@ -2006,6 +2223,7 @@
           <w:ilvl w:val="1"/>
           <w:numId w:val="1"/>
         </w:numPr>
+        <w:spacing w:after="0" w:line="276" w:lineRule="auto"/>
         <w:rPr>
           <w:rFonts w:ascii="Roboto Mono" w:eastAsia="Roboto Mono" w:hAnsi="Roboto Mono" w:cs="Roboto Mono"/>
         </w:rPr>
@@ -2029,6 +2247,7 @@
           <w:ilvl w:val="0"/>
           <w:numId w:val="1"/>
         </w:numPr>
+        <w:spacing w:after="0" w:line="276" w:lineRule="auto"/>
         <w:rPr>
           <w:rFonts w:ascii="Roboto Mono" w:eastAsia="Roboto Mono" w:hAnsi="Roboto Mono" w:cs="Roboto Mono"/>
         </w:rPr>
@@ -2054,6 +2273,7 @@
           <w:ilvl w:val="1"/>
           <w:numId w:val="1"/>
         </w:numPr>
+        <w:spacing w:after="0" w:line="276" w:lineRule="auto"/>
         <w:rPr>
           <w:rFonts w:ascii="Roboto Mono" w:eastAsia="Roboto Mono" w:hAnsi="Roboto Mono" w:cs="Roboto Mono"/>
         </w:rPr>
@@ -2077,6 +2297,7 @@
           <w:ilvl w:val="1"/>
           <w:numId w:val="1"/>
         </w:numPr>
+        <w:spacing w:after="0" w:line="276" w:lineRule="auto"/>
         <w:rPr>
           <w:rFonts w:ascii="Roboto Mono" w:eastAsia="Roboto Mono" w:hAnsi="Roboto Mono" w:cs="Roboto Mono"/>
         </w:rPr>
@@ -2100,6 +2321,7 @@
           <w:ilvl w:val="0"/>
           <w:numId w:val="1"/>
         </w:numPr>
+        <w:spacing w:after="0" w:line="276" w:lineRule="auto"/>
         <w:rPr>
           <w:rFonts w:ascii="Roboto Mono" w:eastAsia="Roboto Mono" w:hAnsi="Roboto Mono" w:cs="Roboto Mono"/>
         </w:rPr>
@@ -2125,6 +2347,7 @@
           <w:ilvl w:val="1"/>
           <w:numId w:val="1"/>
         </w:numPr>
+        <w:spacing w:after="0" w:line="276" w:lineRule="auto"/>
         <w:rPr>
           <w:rFonts w:ascii="Roboto Mono" w:eastAsia="Roboto Mono" w:hAnsi="Roboto Mono" w:cs="Roboto Mono"/>
         </w:rPr>
@@ -2148,6 +2371,7 @@
           <w:ilvl w:val="1"/>
           <w:numId w:val="1"/>
         </w:numPr>
+        <w:spacing w:after="0" w:line="276" w:lineRule="auto"/>
         <w:rPr>
           <w:rFonts w:ascii="Roboto Mono" w:eastAsia="Roboto Mono" w:hAnsi="Roboto Mono" w:cs="Roboto Mono"/>
         </w:rPr>
@@ -2171,16 +2395,16 @@
           <w:ilvl w:val="0"/>
           <w:numId w:val="1"/>
         </w:numPr>
-        <w:rPr>
-          <w:rFonts w:ascii="Roboto Mono" w:eastAsia="Roboto Mono" w:hAnsi="Roboto Mono" w:cs="Roboto Mono"/>
-        </w:rPr>
-      </w:pPr>
-      <w:r>
-        <w:rPr>
-          <w:rFonts w:ascii="Roboto Mono" w:eastAsia="Roboto Mono" w:hAnsi="Roboto Mono" w:cs="Roboto Mono"/>
-          <w:b/>
-        </w:rPr>
-        <w:lastRenderedPageBreak/>
+        <w:spacing w:after="0" w:line="276" w:lineRule="auto"/>
+        <w:rPr>
+          <w:rFonts w:ascii="Roboto Mono" w:eastAsia="Roboto Mono" w:hAnsi="Roboto Mono" w:cs="Roboto Mono"/>
+        </w:rPr>
+      </w:pPr>
+      <w:r>
+        <w:rPr>
+          <w:rFonts w:ascii="Roboto Mono" w:eastAsia="Roboto Mono" w:hAnsi="Roboto Mono" w:cs="Roboto Mono"/>
+          <w:b/>
+        </w:rPr>
         <w:t>Complex Setup for Dynamic Systems</w:t>
       </w:r>
       <w:r>
@@ -2197,6 +2421,7 @@
           <w:ilvl w:val="1"/>
           <w:numId w:val="1"/>
         </w:numPr>
+        <w:spacing w:after="0" w:line="276" w:lineRule="auto"/>
         <w:rPr>
           <w:rFonts w:ascii="Roboto Mono" w:eastAsia="Roboto Mono" w:hAnsi="Roboto Mono" w:cs="Roboto Mono"/>
         </w:rPr>
@@ -2220,7 +2445,7 @@
           <w:ilvl w:val="1"/>
           <w:numId w:val="1"/>
         </w:numPr>
-        <w:spacing w:after="240"/>
+        <w:spacing w:after="240" w:line="276" w:lineRule="auto"/>
         <w:rPr>
           <w:rFonts w:ascii="Roboto Mono" w:eastAsia="Roboto Mono" w:hAnsi="Roboto Mono" w:cs="Roboto Mono"/>
         </w:rPr>
@@ -2240,7 +2465,7 @@
     </w:p>
     <w:p>
       <w:r>
-        <w:pict w14:anchorId="43ACA8FE">
+        <w:pict w14:anchorId="4486C6BC">
           <v:rect id="_x0000_i1032" style="width:0;height:1.5pt" o:hralign="center" o:hrstd="t" o:hr="t" fillcolor="#a0a0a0" stroked="f"/>
         </w:pict>
       </w:r>
@@ -2320,7 +2545,7 @@
     </w:p>
     <w:p>
       <w:r>
-        <w:pict w14:anchorId="51DBEF0A">
+        <w:pict w14:anchorId="0182F68A">
           <v:rect id="_x0000_i1033" style="width:0;height:1.5pt" o:hralign="center" o:hrstd="t" o:hr="t" fillcolor="#a0a0a0" stroked="f"/>
         </w:pict>
       </w:r>
@@ -2354,51 +2579,77 @@
       </w:pPr>
       <w:r>
         <w:rPr>
-          <w:b/>
-          <w:shd w:val="clear" w:color="auto" w:fill="B7B7B7"/>
-        </w:rPr>
-        <w:t># Source</w:t>
-      </w:r>
-      <w:r>
-        <w:rPr>
-          <w:shd w:val="clear" w:color="auto" w:fill="B7B7B7"/>
-        </w:rPr>
-        <w:t xml:space="preserve">: </w:t>
-      </w:r>
-      <w:r>
-        <w:rPr>
-          <w:b/>
-          <w:shd w:val="clear" w:color="auto" w:fill="B7B7B7"/>
-        </w:rPr>
-        <w:t xml:space="preserve">Chatgpt </w:t>
-      </w:r>
-      <w:r>
-        <w:rPr>
-          <w:b/>
-          <w:sz w:val="14"/>
-          <w:szCs w:val="14"/>
-          <w:shd w:val="clear" w:color="auto" w:fill="B7B7B7"/>
-        </w:rPr>
-        <w:t>(GPT</w:t>
-      </w:r>
-      <w:r>
-        <w:rPr>
-          <w:rFonts w:ascii="Cambria Math" w:hAnsi="Cambria Math" w:cs="Cambria Math"/>
-          <w:b/>
-          <w:sz w:val="14"/>
-          <w:szCs w:val="14"/>
-          <w:shd w:val="clear" w:color="auto" w:fill="B7B7B7"/>
+          <w:rFonts w:ascii="Arial" w:eastAsia="Arial" w:hAnsi="Arial" w:cs="Arial"/>
+          <w:b/>
+          <w:color w:val="000000"/>
+          <w:sz w:val="18"/>
+          <w:highlight w:val="lightGray"/>
+        </w:rPr>
+        <w:t># Source: AI Source: Provided by: [Data Path</w:t>
+      </w:r>
+      <w:r>
+        <w:rPr>
+          <w:rFonts w:ascii="Arial" w:eastAsia="Arial" w:hAnsi="Arial" w:cs="Arial"/>
+          <w:color w:val="000000"/>
+          <w:sz w:val="18"/>
+          <w:highlight w:val="lightGray"/>
+        </w:rPr>
+        <w:t xml:space="preserve">: Persons Table -&gt; ID Column: 1, Name_En Column: Motasem Essam] -&gt; </w:t>
+      </w:r>
+      <w:r>
+        <w:rPr>
+          <w:rFonts w:ascii="Arial" w:eastAsia="Arial" w:hAnsi="Arial" w:cs="Arial"/>
+          <w:b/>
+          <w:color w:val="000000"/>
+          <w:sz w:val="18"/>
+          <w:highlight w:val="lightGray"/>
+        </w:rPr>
+        <w:t>From:</w:t>
+      </w:r>
+      <w:r>
+        <w:rPr>
+          <w:rFonts w:ascii="Arial" w:eastAsia="Arial" w:hAnsi="Arial" w:cs="Arial"/>
+          <w:color w:val="000000"/>
+          <w:sz w:val="18"/>
+          <w:highlight w:val="lightGray"/>
+        </w:rPr>
+        <w:t xml:space="preserve"> [Chatgpt (GPT</w:t>
+      </w:r>
+      <w:r>
+        <w:rPr>
+          <w:rFonts w:ascii="Arial" w:eastAsia="Arial" w:hAnsi="Arial" w:cs="Cambria Math"/>
+          <w:color w:val="000000"/>
+          <w:sz w:val="18"/>
+          <w:highlight w:val="lightGray"/>
         </w:rPr>
         <w:t>‑</w:t>
       </w:r>
       <w:r>
         <w:rPr>
-          <w:b/>
-          <w:sz w:val="14"/>
-          <w:szCs w:val="14"/>
-          <w:shd w:val="clear" w:color="auto" w:fill="B7B7B7"/>
-        </w:rPr>
-        <w:t>5 Mini) at [8/19/2025]</w:t>
+          <w:rFonts w:ascii="Arial" w:eastAsia="Arial" w:hAnsi="Arial" w:cs="Arial"/>
+          <w:color w:val="000000"/>
+          <w:sz w:val="18"/>
+          <w:highlight w:val="lightGray"/>
+        </w:rPr>
+        <w:t xml:space="preserve">5 Mini)] </w:t>
+      </w:r>
+      <w:r>
+        <w:rPr>
+          <w:rFonts w:ascii="Arial" w:eastAsia="Arial" w:hAnsi="Arial" w:cs="Arial"/>
+          <w:b/>
+          <w:color w:val="000000"/>
+          <w:sz w:val="18"/>
+          <w:highlight w:val="lightGray"/>
+        </w:rPr>
+        <w:t>on</w:t>
+      </w:r>
+      <w:r>
+        <w:rPr>
+          <w:rFonts w:ascii="Arial" w:eastAsia="Arial" w:hAnsi="Arial"/>
+          <w:sz w:val="18"/>
+          <w:highlight w:val="lightGray"/>
+        </w:rPr>
+        <w:t xml:space="preserve"> [8/19/2025]</w:t>
       </w:r>
     </w:p>
     <w:p>
@@ -2463,7 +2714,7 @@
     </w:p>
     <w:p>
       <w:r>
-        <w:pict w14:anchorId="7D6E3982">
+        <w:pict w14:anchorId="1838B040">
           <v:rect id="_x0000_i1034" style="width:0;height:1.5pt" o:hralign="center" o:hrstd="t" o:hr="t" fillcolor="#a0a0a0" stroked="f"/>
         </w:pict>
       </w:r>
@@ -2487,51 +2738,77 @@
       </w:pPr>
       <w:r>
         <w:rPr>
-          <w:b/>
-          <w:shd w:val="clear" w:color="auto" w:fill="B7B7B7"/>
-        </w:rPr>
-        <w:t># Source</w:t>
-      </w:r>
-      <w:r>
-        <w:rPr>
-          <w:shd w:val="clear" w:color="auto" w:fill="B7B7B7"/>
-        </w:rPr>
-        <w:t xml:space="preserve">: </w:t>
-      </w:r>
-      <w:r>
-        <w:rPr>
-          <w:b/>
-          <w:shd w:val="clear" w:color="auto" w:fill="B7B7B7"/>
-        </w:rPr>
-        <w:t xml:space="preserve">Chatgpt </w:t>
-      </w:r>
-      <w:r>
-        <w:rPr>
-          <w:b/>
-          <w:sz w:val="14"/>
-          <w:szCs w:val="14"/>
-          <w:shd w:val="clear" w:color="auto" w:fill="B7B7B7"/>
-        </w:rPr>
-        <w:t>(GPT</w:t>
-      </w:r>
-      <w:r>
-        <w:rPr>
-          <w:rFonts w:ascii="Cambria Math" w:hAnsi="Cambria Math" w:cs="Cambria Math"/>
-          <w:b/>
-          <w:sz w:val="14"/>
-          <w:szCs w:val="14"/>
-          <w:shd w:val="clear" w:color="auto" w:fill="B7B7B7"/>
+          <w:rFonts w:ascii="Arial" w:eastAsia="Arial" w:hAnsi="Arial" w:cs="Arial"/>
+          <w:b/>
+          <w:color w:val="000000"/>
+          <w:sz w:val="18"/>
+          <w:highlight w:val="lightGray"/>
+        </w:rPr>
+        <w:t># Source: AI Source: Provided by: [Data Path</w:t>
+      </w:r>
+      <w:r>
+        <w:rPr>
+          <w:rFonts w:ascii="Arial" w:eastAsia="Arial" w:hAnsi="Arial" w:cs="Arial"/>
+          <w:color w:val="000000"/>
+          <w:sz w:val="18"/>
+          <w:highlight w:val="lightGray"/>
+        </w:rPr>
+        <w:t xml:space="preserve">: Persons Table -&gt; ID Column: 1, Name_En Column: Motasem Essam] -&gt; </w:t>
+      </w:r>
+      <w:r>
+        <w:rPr>
+          <w:rFonts w:ascii="Arial" w:eastAsia="Arial" w:hAnsi="Arial" w:cs="Arial"/>
+          <w:b/>
+          <w:color w:val="000000"/>
+          <w:sz w:val="18"/>
+          <w:highlight w:val="lightGray"/>
+        </w:rPr>
+        <w:t>From:</w:t>
+      </w:r>
+      <w:r>
+        <w:rPr>
+          <w:rFonts w:ascii="Arial" w:eastAsia="Arial" w:hAnsi="Arial" w:cs="Arial"/>
+          <w:color w:val="000000"/>
+          <w:sz w:val="18"/>
+          <w:highlight w:val="lightGray"/>
+        </w:rPr>
+        <w:t xml:space="preserve"> [Chatgpt (GPT</w:t>
+      </w:r>
+      <w:r>
+        <w:rPr>
+          <w:rFonts w:ascii="Arial" w:eastAsia="Arial" w:hAnsi="Arial" w:cs="Cambria Math"/>
+          <w:color w:val="000000"/>
+          <w:sz w:val="18"/>
+          <w:highlight w:val="lightGray"/>
         </w:rPr>
         <w:t>‑</w:t>
       </w:r>
       <w:r>
         <w:rPr>
-          <w:b/>
-          <w:sz w:val="14"/>
-          <w:szCs w:val="14"/>
-          <w:shd w:val="clear" w:color="auto" w:fill="B7B7B7"/>
-        </w:rPr>
-        <w:t>5 Mini) at [8/19/2025]</w:t>
+          <w:rFonts w:ascii="Arial" w:eastAsia="Arial" w:hAnsi="Arial" w:cs="Arial"/>
+          <w:color w:val="000000"/>
+          <w:sz w:val="18"/>
+          <w:highlight w:val="lightGray"/>
+        </w:rPr>
+        <w:t xml:space="preserve">5 Mini)] </w:t>
+      </w:r>
+      <w:r>
+        <w:rPr>
+          <w:rFonts w:ascii="Arial" w:eastAsia="Arial" w:hAnsi="Arial" w:cs="Arial"/>
+          <w:b/>
+          <w:color w:val="000000"/>
+          <w:sz w:val="18"/>
+          <w:highlight w:val="lightGray"/>
+        </w:rPr>
+        <w:t>on</w:t>
+      </w:r>
+      <w:r>
+        <w:rPr>
+          <w:rFonts w:ascii="Arial" w:eastAsia="Arial" w:hAnsi="Arial"/>
+          <w:sz w:val="18"/>
+          <w:highlight w:val="lightGray"/>
+        </w:rPr>
+        <w:t xml:space="preserve"> [8/19/2025]</w:t>
       </w:r>
     </w:p>
     <w:p>
@@ -2540,7 +2817,7 @@
           <w:ilvl w:val="0"/>
           <w:numId w:val="11"/>
         </w:numPr>
-        <w:spacing w:before="240"/>
+        <w:spacing w:before="240" w:after="0" w:line="276" w:lineRule="auto"/>
       </w:pPr>
       <w:r>
         <w:rPr>
@@ -2568,6 +2845,7 @@
           <w:ilvl w:val="0"/>
           <w:numId w:val="11"/>
         </w:numPr>
+        <w:spacing w:after="0" w:line="276" w:lineRule="auto"/>
       </w:pPr>
       <w:r>
         <w:rPr>
@@ -2601,12 +2879,12 @@
           <w:ilvl w:val="0"/>
           <w:numId w:val="11"/>
         </w:numPr>
-      </w:pPr>
-      <w:r>
-        <w:rPr>
-          <w:rFonts w:ascii="Roboto Mono" w:eastAsia="Roboto Mono" w:hAnsi="Roboto Mono" w:cs="Roboto Mono"/>
-        </w:rPr>
-        <w:lastRenderedPageBreak/>
+        <w:spacing w:after="0" w:line="276" w:lineRule="auto"/>
+      </w:pPr>
+      <w:r>
+        <w:rPr>
+          <w:rFonts w:ascii="Roboto Mono" w:eastAsia="Roboto Mono" w:hAnsi="Roboto Mono" w:cs="Roboto Mono"/>
+        </w:rPr>
         <w:t xml:space="preserve">Improve </w:t>
       </w:r>
       <w:r>
@@ -2635,6 +2913,7 @@
           <w:ilvl w:val="0"/>
           <w:numId w:val="11"/>
         </w:numPr>
+        <w:spacing w:after="0" w:line="276" w:lineRule="auto"/>
       </w:pPr>
       <w:r>
         <w:rPr>
@@ -2668,7 +2947,7 @@
           <w:ilvl w:val="0"/>
           <w:numId w:val="11"/>
         </w:numPr>
-        <w:spacing w:after="240"/>
+        <w:spacing w:after="240" w:line="276" w:lineRule="auto"/>
       </w:pPr>
       <w:r>
         <w:rPr>
@@ -2698,7 +2977,7 @@
     </w:p>
     <w:p>
       <w:r>
-        <w:pict w14:anchorId="08A11921">
+        <w:pict w14:anchorId="51CE4FDB">
           <v:rect id="_x0000_i1035" style="width:0;height:1.5pt" o:hralign="center" o:hrstd="t" o:hr="t" fillcolor="#a0a0a0" stroked="f"/>
         </w:pict>
       </w:r>
@@ -2722,51 +3001,77 @@
       </w:pPr>
       <w:r>
         <w:rPr>
-          <w:b/>
-          <w:shd w:val="clear" w:color="auto" w:fill="B7B7B7"/>
-        </w:rPr>
-        <w:t># Source</w:t>
-      </w:r>
-      <w:r>
-        <w:rPr>
-          <w:shd w:val="clear" w:color="auto" w:fill="B7B7B7"/>
-        </w:rPr>
-        <w:t xml:space="preserve">: </w:t>
-      </w:r>
-      <w:r>
-        <w:rPr>
-          <w:b/>
-          <w:shd w:val="clear" w:color="auto" w:fill="B7B7B7"/>
-        </w:rPr>
-        <w:t xml:space="preserve">Chatgpt </w:t>
-      </w:r>
-      <w:r>
-        <w:rPr>
-          <w:b/>
-          <w:sz w:val="14"/>
-          <w:szCs w:val="14"/>
-          <w:shd w:val="clear" w:color="auto" w:fill="B7B7B7"/>
-        </w:rPr>
-        <w:t>(GPT</w:t>
-      </w:r>
-      <w:r>
-        <w:rPr>
-          <w:rFonts w:ascii="Cambria Math" w:hAnsi="Cambria Math" w:cs="Cambria Math"/>
-          <w:b/>
-          <w:sz w:val="14"/>
-          <w:szCs w:val="14"/>
-          <w:shd w:val="clear" w:color="auto" w:fill="B7B7B7"/>
+          <w:rFonts w:ascii="Arial" w:eastAsia="Arial" w:hAnsi="Arial" w:cs="Arial"/>
+          <w:b/>
+          <w:color w:val="000000"/>
+          <w:sz w:val="18"/>
+          <w:highlight w:val="lightGray"/>
+        </w:rPr>
+        <w:t># Source: AI Source: Provided by: [Data Path</w:t>
+      </w:r>
+      <w:r>
+        <w:rPr>
+          <w:rFonts w:ascii="Arial" w:eastAsia="Arial" w:hAnsi="Arial" w:cs="Arial"/>
+          <w:color w:val="000000"/>
+          <w:sz w:val="18"/>
+          <w:highlight w:val="lightGray"/>
+        </w:rPr>
+        <w:t xml:space="preserve">: Persons Table -&gt; ID Column: 1, Name_En Column: Motasem Essam] -&gt; </w:t>
+      </w:r>
+      <w:r>
+        <w:rPr>
+          <w:rFonts w:ascii="Arial" w:eastAsia="Arial" w:hAnsi="Arial" w:cs="Arial"/>
+          <w:b/>
+          <w:color w:val="000000"/>
+          <w:sz w:val="18"/>
+          <w:highlight w:val="lightGray"/>
+        </w:rPr>
+        <w:t>From:</w:t>
+      </w:r>
+      <w:r>
+        <w:rPr>
+          <w:rFonts w:ascii="Arial" w:eastAsia="Arial" w:hAnsi="Arial" w:cs="Arial"/>
+          <w:color w:val="000000"/>
+          <w:sz w:val="18"/>
+          <w:highlight w:val="lightGray"/>
+        </w:rPr>
+        <w:t xml:space="preserve"> [Chatgpt (GPT</w:t>
+      </w:r>
+      <w:r>
+        <w:rPr>
+          <w:rFonts w:ascii="Arial" w:eastAsia="Arial" w:hAnsi="Arial" w:cs="Cambria Math"/>
+          <w:color w:val="000000"/>
+          <w:sz w:val="18"/>
+          <w:highlight w:val="lightGray"/>
         </w:rPr>
         <w:t>‑</w:t>
       </w:r>
       <w:r>
         <w:rPr>
-          <w:b/>
-          <w:sz w:val="14"/>
-          <w:szCs w:val="14"/>
-          <w:shd w:val="clear" w:color="auto" w:fill="B7B7B7"/>
-        </w:rPr>
-        <w:t>5 Mini) at [8/19/2025]</w:t>
+          <w:rFonts w:ascii="Arial" w:eastAsia="Arial" w:hAnsi="Arial" w:cs="Arial"/>
+          <w:color w:val="000000"/>
+          <w:sz w:val="18"/>
+          <w:highlight w:val="lightGray"/>
+        </w:rPr>
+        <w:t xml:space="preserve">5 Mini)] </w:t>
+      </w:r>
+      <w:r>
+        <w:rPr>
+          <w:rFonts w:ascii="Arial" w:eastAsia="Arial" w:hAnsi="Arial" w:cs="Arial"/>
+          <w:b/>
+          <w:color w:val="000000"/>
+          <w:sz w:val="18"/>
+          <w:highlight w:val="lightGray"/>
+        </w:rPr>
+        <w:t>on</w:t>
+      </w:r>
+      <w:r>
+        <w:rPr>
+          <w:rFonts w:ascii="Arial" w:eastAsia="Arial" w:hAnsi="Arial"/>
+          <w:sz w:val="18"/>
+          <w:highlight w:val="lightGray"/>
+        </w:rPr>
+        <w:t xml:space="preserve"> [8/19/2025]</w:t>
       </w:r>
     </w:p>
     <w:p>
@@ -2775,7 +3080,7 @@
           <w:ilvl w:val="0"/>
           <w:numId w:val="7"/>
         </w:numPr>
-        <w:spacing w:before="240"/>
+        <w:spacing w:before="240" w:after="0" w:line="276" w:lineRule="auto"/>
         <w:rPr>
           <w:rFonts w:ascii="Roboto Mono" w:eastAsia="Roboto Mono" w:hAnsi="Roboto Mono" w:cs="Roboto Mono"/>
         </w:rPr>
@@ -2799,6 +3104,7 @@
           <w:ilvl w:val="0"/>
           <w:numId w:val="7"/>
         </w:numPr>
+        <w:spacing w:after="0" w:line="276" w:lineRule="auto"/>
       </w:pPr>
       <w:r>
         <w:rPr>
@@ -2832,6 +3138,7 @@
           <w:ilvl w:val="0"/>
           <w:numId w:val="7"/>
         </w:numPr>
+        <w:spacing w:after="0" w:line="276" w:lineRule="auto"/>
         <w:rPr>
           <w:rFonts w:ascii="Roboto Mono" w:eastAsia="Roboto Mono" w:hAnsi="Roboto Mono" w:cs="Roboto Mono"/>
         </w:rPr>
@@ -2855,6 +3162,7 @@
           <w:ilvl w:val="0"/>
           <w:numId w:val="7"/>
         </w:numPr>
+        <w:spacing w:after="0" w:line="276" w:lineRule="auto"/>
       </w:pPr>
       <w:r>
         <w:rPr>
@@ -2888,7 +3196,7 @@
           <w:ilvl w:val="0"/>
           <w:numId w:val="7"/>
         </w:numPr>
-        <w:spacing w:after="240"/>
+        <w:spacing w:after="240" w:line="276" w:lineRule="auto"/>
       </w:pPr>
       <w:r>
         <w:rPr>
@@ -2915,7 +3223,7 @@
     </w:p>
     <w:p>
       <w:r>
-        <w:pict w14:anchorId="274DC5DB">
+        <w:pict w14:anchorId="72DA6A45">
           <v:rect id="_x0000_i1036" style="width:0;height:1.5pt" o:hralign="center" o:hrstd="t" o:hr="t" fillcolor="#a0a0a0" stroked="f"/>
         </w:pict>
       </w:r>
@@ -2939,51 +3247,77 @@
       </w:pPr>
       <w:r>
         <w:rPr>
-          <w:b/>
-          <w:shd w:val="clear" w:color="auto" w:fill="B7B7B7"/>
-        </w:rPr>
-        <w:t># Source</w:t>
-      </w:r>
-      <w:r>
-        <w:rPr>
-          <w:shd w:val="clear" w:color="auto" w:fill="B7B7B7"/>
-        </w:rPr>
-        <w:t xml:space="preserve">: </w:t>
-      </w:r>
-      <w:r>
-        <w:rPr>
-          <w:b/>
-          <w:shd w:val="clear" w:color="auto" w:fill="B7B7B7"/>
-        </w:rPr>
-        <w:t xml:space="preserve">Chatgpt </w:t>
-      </w:r>
-      <w:r>
-        <w:rPr>
-          <w:b/>
-          <w:sz w:val="14"/>
-          <w:szCs w:val="14"/>
-          <w:shd w:val="clear" w:color="auto" w:fill="B7B7B7"/>
-        </w:rPr>
-        <w:t>(GPT</w:t>
-      </w:r>
-      <w:r>
-        <w:rPr>
-          <w:rFonts w:ascii="Cambria Math" w:hAnsi="Cambria Math" w:cs="Cambria Math"/>
-          <w:b/>
-          <w:sz w:val="14"/>
-          <w:szCs w:val="14"/>
-          <w:shd w:val="clear" w:color="auto" w:fill="B7B7B7"/>
+          <w:rFonts w:ascii="Arial" w:eastAsia="Arial" w:hAnsi="Arial" w:cs="Arial"/>
+          <w:b/>
+          <w:color w:val="000000"/>
+          <w:sz w:val="18"/>
+          <w:highlight w:val="lightGray"/>
+        </w:rPr>
+        <w:t># Source: AI Source: Provided by: [Data Path</w:t>
+      </w:r>
+      <w:r>
+        <w:rPr>
+          <w:rFonts w:ascii="Arial" w:eastAsia="Arial" w:hAnsi="Arial" w:cs="Arial"/>
+          <w:color w:val="000000"/>
+          <w:sz w:val="18"/>
+          <w:highlight w:val="lightGray"/>
+        </w:rPr>
+        <w:t xml:space="preserve">: Persons Table -&gt; ID Column: 1, Name_En Column: Motasem Essam] -&gt; </w:t>
+      </w:r>
+      <w:r>
+        <w:rPr>
+          <w:rFonts w:ascii="Arial" w:eastAsia="Arial" w:hAnsi="Arial" w:cs="Arial"/>
+          <w:b/>
+          <w:color w:val="000000"/>
+          <w:sz w:val="18"/>
+          <w:highlight w:val="lightGray"/>
+        </w:rPr>
+        <w:t>From:</w:t>
+      </w:r>
+      <w:r>
+        <w:rPr>
+          <w:rFonts w:ascii="Arial" w:eastAsia="Arial" w:hAnsi="Arial" w:cs="Arial"/>
+          <w:color w:val="000000"/>
+          <w:sz w:val="18"/>
+          <w:highlight w:val="lightGray"/>
+        </w:rPr>
+        <w:t xml:space="preserve"> [Chatgpt (GPT</w:t>
+      </w:r>
+      <w:r>
+        <w:rPr>
+          <w:rFonts w:ascii="Arial" w:eastAsia="Arial" w:hAnsi="Arial" w:cs="Cambria Math"/>
+          <w:color w:val="000000"/>
+          <w:sz w:val="18"/>
+          <w:highlight w:val="lightGray"/>
         </w:rPr>
         <w:t>‑</w:t>
       </w:r>
       <w:r>
         <w:rPr>
-          <w:b/>
-          <w:sz w:val="14"/>
-          <w:szCs w:val="14"/>
-          <w:shd w:val="clear" w:color="auto" w:fill="B7B7B7"/>
-        </w:rPr>
-        <w:t>5 Mini) at [8/19/2025]</w:t>
+          <w:rFonts w:ascii="Arial" w:eastAsia="Arial" w:hAnsi="Arial" w:cs="Arial"/>
+          <w:color w:val="000000"/>
+          <w:sz w:val="18"/>
+          <w:highlight w:val="lightGray"/>
+        </w:rPr>
+        <w:t xml:space="preserve">5 Mini)] </w:t>
+      </w:r>
+      <w:r>
+        <w:rPr>
+          <w:rFonts w:ascii="Arial" w:eastAsia="Arial" w:hAnsi="Arial" w:cs="Arial"/>
+          <w:b/>
+          <w:color w:val="000000"/>
+          <w:sz w:val="18"/>
+          <w:highlight w:val="lightGray"/>
+        </w:rPr>
+        <w:t>on</w:t>
+      </w:r>
+      <w:r>
+        <w:rPr>
+          <w:rFonts w:ascii="Arial" w:eastAsia="Arial" w:hAnsi="Arial"/>
+          <w:sz w:val="18"/>
+          <w:highlight w:val="lightGray"/>
+        </w:rPr>
+        <w:t xml:space="preserve"> [8/19/2025]</w:t>
       </w:r>
     </w:p>
     <w:p>
@@ -2992,7 +3326,7 @@
           <w:ilvl w:val="0"/>
           <w:numId w:val="9"/>
         </w:numPr>
-        <w:spacing w:before="240"/>
+        <w:spacing w:before="240" w:after="0" w:line="276" w:lineRule="auto"/>
         <w:rPr>
           <w:rFonts w:ascii="Roboto Mono" w:eastAsia="Roboto Mono" w:hAnsi="Roboto Mono" w:cs="Roboto Mono"/>
         </w:rPr>
@@ -3018,6 +3352,7 @@
           <w:ilvl w:val="1"/>
           <w:numId w:val="9"/>
         </w:numPr>
+        <w:spacing w:after="0" w:line="276" w:lineRule="auto"/>
         <w:rPr>
           <w:rFonts w:ascii="Roboto Mono" w:eastAsia="Roboto Mono" w:hAnsi="Roboto Mono" w:cs="Roboto Mono"/>
         </w:rPr>
@@ -3041,6 +3376,7 @@
           <w:ilvl w:val="1"/>
           <w:numId w:val="9"/>
         </w:numPr>
+        <w:spacing w:after="0" w:line="276" w:lineRule="auto"/>
         <w:rPr>
           <w:rFonts w:ascii="Roboto Mono" w:eastAsia="Roboto Mono" w:hAnsi="Roboto Mono" w:cs="Roboto Mono"/>
         </w:rPr>
@@ -3064,6 +3400,7 @@
           <w:ilvl w:val="1"/>
           <w:numId w:val="9"/>
         </w:numPr>
+        <w:spacing w:after="0" w:line="276" w:lineRule="auto"/>
         <w:rPr>
           <w:rFonts w:ascii="Roboto Mono" w:eastAsia="Roboto Mono" w:hAnsi="Roboto Mono" w:cs="Roboto Mono"/>
         </w:rPr>
@@ -3087,16 +3424,16 @@
           <w:ilvl w:val="0"/>
           <w:numId w:val="9"/>
         </w:numPr>
-        <w:rPr>
-          <w:rFonts w:ascii="Roboto Mono" w:eastAsia="Roboto Mono" w:hAnsi="Roboto Mono" w:cs="Roboto Mono"/>
-        </w:rPr>
-      </w:pPr>
-      <w:r>
-        <w:rPr>
-          <w:rFonts w:ascii="Roboto Mono" w:eastAsia="Roboto Mono" w:hAnsi="Roboto Mono" w:cs="Roboto Mono"/>
-          <w:b/>
-        </w:rPr>
-        <w:lastRenderedPageBreak/>
+        <w:spacing w:after="0" w:line="276" w:lineRule="auto"/>
+        <w:rPr>
+          <w:rFonts w:ascii="Roboto Mono" w:eastAsia="Roboto Mono" w:hAnsi="Roboto Mono" w:cs="Roboto Mono"/>
+        </w:rPr>
+      </w:pPr>
+      <w:r>
+        <w:rPr>
+          <w:rFonts w:ascii="Roboto Mono" w:eastAsia="Roboto Mono" w:hAnsi="Roboto Mono" w:cs="Roboto Mono"/>
+          <w:b/>
+        </w:rPr>
         <w:t>Modular Testing Framework</w:t>
       </w:r>
       <w:r>
@@ -3113,6 +3450,7 @@
           <w:ilvl w:val="1"/>
           <w:numId w:val="9"/>
         </w:numPr>
+        <w:spacing w:after="0" w:line="276" w:lineRule="auto"/>
       </w:pPr>
       <w:r>
         <w:rPr>
@@ -3146,6 +3484,7 @@
           <w:ilvl w:val="1"/>
           <w:numId w:val="9"/>
         </w:numPr>
+        <w:spacing w:after="0" w:line="276" w:lineRule="auto"/>
         <w:rPr>
           <w:rFonts w:ascii="Roboto Mono" w:eastAsia="Roboto Mono" w:hAnsi="Roboto Mono" w:cs="Roboto Mono"/>
         </w:rPr>
@@ -3169,6 +3508,7 @@
           <w:ilvl w:val="0"/>
           <w:numId w:val="9"/>
         </w:numPr>
+        <w:spacing w:after="0" w:line="276" w:lineRule="auto"/>
         <w:rPr>
           <w:rFonts w:ascii="Roboto Mono" w:eastAsia="Roboto Mono" w:hAnsi="Roboto Mono" w:cs="Roboto Mono"/>
         </w:rPr>
@@ -3194,6 +3534,7 @@
           <w:ilvl w:val="1"/>
           <w:numId w:val="9"/>
         </w:numPr>
+        <w:spacing w:after="0" w:line="276" w:lineRule="auto"/>
       </w:pPr>
       <w:r>
         <w:rPr>
@@ -3227,6 +3568,7 @@
           <w:ilvl w:val="0"/>
           <w:numId w:val="9"/>
         </w:numPr>
+        <w:spacing w:after="0" w:line="276" w:lineRule="auto"/>
         <w:rPr>
           <w:rFonts w:ascii="Roboto Mono" w:eastAsia="Roboto Mono" w:hAnsi="Roboto Mono" w:cs="Roboto Mono"/>
         </w:rPr>
@@ -3252,6 +3594,7 @@
           <w:ilvl w:val="1"/>
           <w:numId w:val="9"/>
         </w:numPr>
+        <w:spacing w:after="0" w:line="276" w:lineRule="auto"/>
       </w:pPr>
       <w:r>
         <w:rPr>
@@ -3285,6 +3628,7 @@
           <w:ilvl w:val="1"/>
           <w:numId w:val="9"/>
         </w:numPr>
+        <w:spacing w:after="0" w:line="276" w:lineRule="auto"/>
       </w:pPr>
       <w:r>
         <w:rPr>
@@ -3318,6 +3662,7 @@
           <w:ilvl w:val="0"/>
           <w:numId w:val="9"/>
         </w:numPr>
+        <w:spacing w:after="0" w:line="276" w:lineRule="auto"/>
         <w:rPr>
           <w:rFonts w:ascii="Roboto Mono" w:eastAsia="Roboto Mono" w:hAnsi="Roboto Mono" w:cs="Roboto Mono"/>
         </w:rPr>
@@ -3343,6 +3688,7 @@
           <w:ilvl w:val="1"/>
           <w:numId w:val="9"/>
         </w:numPr>
+        <w:spacing w:after="0" w:line="276" w:lineRule="auto"/>
       </w:pPr>
       <w:r>
         <w:rPr>
@@ -3376,6 +3722,7 @@
           <w:ilvl w:val="1"/>
           <w:numId w:val="9"/>
         </w:numPr>
+        <w:spacing w:after="0" w:line="276" w:lineRule="auto"/>
         <w:rPr>
           <w:rFonts w:ascii="Roboto Mono" w:eastAsia="Roboto Mono" w:hAnsi="Roboto Mono" w:cs="Roboto Mono"/>
         </w:rPr>
@@ -3399,6 +3746,7 @@
           <w:ilvl w:val="0"/>
           <w:numId w:val="9"/>
         </w:numPr>
+        <w:spacing w:after="0" w:line="276" w:lineRule="auto"/>
         <w:rPr>
           <w:rFonts w:ascii="Roboto Mono" w:eastAsia="Roboto Mono" w:hAnsi="Roboto Mono" w:cs="Roboto Mono"/>
         </w:rPr>
@@ -3424,7 +3772,7 @@
           <w:ilvl w:val="1"/>
           <w:numId w:val="9"/>
         </w:numPr>
-        <w:spacing w:after="240"/>
+        <w:spacing w:after="240" w:line="276" w:lineRule="auto"/>
       </w:pPr>
       <w:r>
         <w:rPr>
@@ -3454,7 +3802,7 @@
     </w:p>
     <w:p>
       <w:r>
-        <w:pict w14:anchorId="6DAC253E">
+        <w:pict w14:anchorId="402BDC31">
           <v:rect id="_x0000_i1037" style="width:0;height:1.5pt" o:hralign="center" o:hrstd="t" o:hr="t" fillcolor="#a0a0a0" stroked="f"/>
         </w:pict>
       </w:r>
@@ -3478,51 +3826,77 @@
       </w:pPr>
       <w:r>
         <w:rPr>
-          <w:b/>
-          <w:shd w:val="clear" w:color="auto" w:fill="B7B7B7"/>
-        </w:rPr>
-        <w:t># Source</w:t>
-      </w:r>
-      <w:r>
-        <w:rPr>
-          <w:shd w:val="clear" w:color="auto" w:fill="B7B7B7"/>
-        </w:rPr>
-        <w:t xml:space="preserve">: </w:t>
-      </w:r>
-      <w:r>
-        <w:rPr>
-          <w:b/>
-          <w:shd w:val="clear" w:color="auto" w:fill="B7B7B7"/>
-        </w:rPr>
-        <w:t xml:space="preserve">Chatgpt </w:t>
-      </w:r>
-      <w:r>
-        <w:rPr>
-          <w:b/>
-          <w:sz w:val="14"/>
-          <w:szCs w:val="14"/>
-          <w:shd w:val="clear" w:color="auto" w:fill="B7B7B7"/>
-        </w:rPr>
-        <w:t>(GPT</w:t>
-      </w:r>
-      <w:r>
-        <w:rPr>
-          <w:rFonts w:ascii="Cambria Math" w:hAnsi="Cambria Math" w:cs="Cambria Math"/>
-          <w:b/>
-          <w:sz w:val="14"/>
-          <w:szCs w:val="14"/>
-          <w:shd w:val="clear" w:color="auto" w:fill="B7B7B7"/>
+          <w:rFonts w:ascii="Arial" w:eastAsia="Arial" w:hAnsi="Arial" w:cs="Arial"/>
+          <w:b/>
+          <w:color w:val="000000"/>
+          <w:sz w:val="18"/>
+          <w:highlight w:val="lightGray"/>
+        </w:rPr>
+        <w:t># Source: AI Source: Provided by: [Data Path</w:t>
+      </w:r>
+      <w:r>
+        <w:rPr>
+          <w:rFonts w:ascii="Arial" w:eastAsia="Arial" w:hAnsi="Arial" w:cs="Arial"/>
+          <w:color w:val="000000"/>
+          <w:sz w:val="18"/>
+          <w:highlight w:val="lightGray"/>
+        </w:rPr>
+        <w:t xml:space="preserve">: Persons Table -&gt; ID Column: 1, Name_En Column: Motasem Essam] -&gt; </w:t>
+      </w:r>
+      <w:r>
+        <w:rPr>
+          <w:rFonts w:ascii="Arial" w:eastAsia="Arial" w:hAnsi="Arial" w:cs="Arial"/>
+          <w:b/>
+          <w:color w:val="000000"/>
+          <w:sz w:val="18"/>
+          <w:highlight w:val="lightGray"/>
+        </w:rPr>
+        <w:t>From:</w:t>
+      </w:r>
+      <w:r>
+        <w:rPr>
+          <w:rFonts w:ascii="Arial" w:eastAsia="Arial" w:hAnsi="Arial" w:cs="Arial"/>
+          <w:color w:val="000000"/>
+          <w:sz w:val="18"/>
+          <w:highlight w:val="lightGray"/>
+        </w:rPr>
+        <w:t xml:space="preserve"> [Chatgpt (GPT</w:t>
+      </w:r>
+      <w:r>
+        <w:rPr>
+          <w:rFonts w:ascii="Arial" w:eastAsia="Arial" w:hAnsi="Arial" w:cs="Cambria Math"/>
+          <w:color w:val="000000"/>
+          <w:sz w:val="18"/>
+          <w:highlight w:val="lightGray"/>
         </w:rPr>
         <w:t>‑</w:t>
       </w:r>
       <w:r>
         <w:rPr>
-          <w:b/>
-          <w:sz w:val="14"/>
-          <w:szCs w:val="14"/>
-          <w:shd w:val="clear" w:color="auto" w:fill="B7B7B7"/>
-        </w:rPr>
-        <w:t>5 Mini) at [8/19/2025]</w:t>
+          <w:rFonts w:ascii="Arial" w:eastAsia="Arial" w:hAnsi="Arial" w:cs="Arial"/>
+          <w:color w:val="000000"/>
+          <w:sz w:val="18"/>
+          <w:highlight w:val="lightGray"/>
+        </w:rPr>
+        <w:t xml:space="preserve">5 Mini)] </w:t>
+      </w:r>
+      <w:r>
+        <w:rPr>
+          <w:rFonts w:ascii="Arial" w:eastAsia="Arial" w:hAnsi="Arial" w:cs="Arial"/>
+          <w:b/>
+          <w:color w:val="000000"/>
+          <w:sz w:val="18"/>
+          <w:highlight w:val="lightGray"/>
+        </w:rPr>
+        <w:t>on</w:t>
+      </w:r>
+      <w:r>
+        <w:rPr>
+          <w:rFonts w:ascii="Arial" w:eastAsia="Arial" w:hAnsi="Arial"/>
+          <w:sz w:val="18"/>
+          <w:highlight w:val="lightGray"/>
+        </w:rPr>
+        <w:t xml:space="preserve"> [8/19/2025]</w:t>
       </w:r>
     </w:p>
     <w:p>
@@ -3531,7 +3905,7 @@
           <w:ilvl w:val="0"/>
           <w:numId w:val="10"/>
         </w:numPr>
-        <w:spacing w:before="240"/>
+        <w:spacing w:before="240" w:after="0" w:line="276" w:lineRule="auto"/>
         <w:rPr>
           <w:rFonts w:ascii="Roboto Mono" w:eastAsia="Roboto Mono" w:hAnsi="Roboto Mono" w:cs="Roboto Mono"/>
         </w:rPr>
@@ -3555,12 +3929,12 @@
           <w:ilvl w:val="0"/>
           <w:numId w:val="10"/>
         </w:numPr>
-      </w:pPr>
-      <w:r>
-        <w:rPr>
-          <w:rFonts w:ascii="Roboto Mono" w:eastAsia="Roboto Mono" w:hAnsi="Roboto Mono" w:cs="Roboto Mono"/>
-        </w:rPr>
-        <w:lastRenderedPageBreak/>
+        <w:spacing w:after="0" w:line="276" w:lineRule="auto"/>
+      </w:pPr>
+      <w:r>
+        <w:rPr>
+          <w:rFonts w:ascii="Roboto Mono" w:eastAsia="Roboto Mono" w:hAnsi="Roboto Mono" w:cs="Roboto Mono"/>
+        </w:rPr>
         <w:t xml:space="preserve">Using a </w:t>
       </w:r>
       <w:r>
@@ -3589,6 +3963,7 @@
           <w:ilvl w:val="1"/>
           <w:numId w:val="10"/>
         </w:numPr>
+        <w:spacing w:after="0" w:line="276" w:lineRule="auto"/>
         <w:rPr>
           <w:rFonts w:ascii="Roboto Mono" w:eastAsia="Roboto Mono" w:hAnsi="Roboto Mono" w:cs="Roboto Mono"/>
         </w:rPr>
@@ -3612,6 +3987,7 @@
           <w:ilvl w:val="1"/>
           <w:numId w:val="10"/>
         </w:numPr>
+        <w:spacing w:after="0" w:line="276" w:lineRule="auto"/>
       </w:pPr>
       <w:r>
         <w:rPr>
@@ -3645,6 +4021,7 @@
           <w:ilvl w:val="1"/>
           <w:numId w:val="10"/>
         </w:numPr>
+        <w:spacing w:after="0" w:line="276" w:lineRule="auto"/>
       </w:pPr>
       <w:r>
         <w:rPr>
@@ -3678,7 +4055,7 @@
           <w:ilvl w:val="0"/>
           <w:numId w:val="10"/>
         </w:numPr>
-        <w:spacing w:after="240"/>
+        <w:spacing w:after="240" w:line="276" w:lineRule="auto"/>
       </w:pPr>
       <w:r>
         <w:rPr>
@@ -3718,7 +4095,7 @@
     </w:p>
     <w:p>
       <w:r>
-        <w:pict w14:anchorId="001DAEB1">
+        <w:pict w14:anchorId="6DAB18D8">
           <v:rect id="_x0000_i1038" style="width:0;height:1.5pt" o:hralign="center" o:hrstd="t" o:hr="t" fillcolor="#a0a0a0" stroked="f"/>
         </w:pict>
       </w:r>
@@ -3785,7 +4162,7 @@
     </w:p>
     <w:p>
       <w:r>
-        <w:pict w14:anchorId="0DC376D3">
+        <w:pict w14:anchorId="57E4F687">
           <v:rect id="_x0000_i1039" style="width:0;height:1.5pt" o:hralign="center" o:hrstd="t" o:hr="t" fillcolor="#a0a0a0" stroked="f"/>
         </w:pict>
       </w:r>
@@ -3816,51 +4193,77 @@
       </w:pPr>
       <w:r>
         <w:rPr>
-          <w:b/>
-          <w:shd w:val="clear" w:color="auto" w:fill="B7B7B7"/>
-        </w:rPr>
-        <w:t># Source</w:t>
-      </w:r>
-      <w:r>
-        <w:rPr>
-          <w:shd w:val="clear" w:color="auto" w:fill="B7B7B7"/>
-        </w:rPr>
-        <w:t xml:space="preserve">: </w:t>
-      </w:r>
-      <w:r>
-        <w:rPr>
-          <w:b/>
-          <w:shd w:val="clear" w:color="auto" w:fill="B7B7B7"/>
-        </w:rPr>
-        <w:t xml:space="preserve">Chatgpt </w:t>
-      </w:r>
-      <w:r>
-        <w:rPr>
-          <w:b/>
-          <w:sz w:val="14"/>
-          <w:szCs w:val="14"/>
-          <w:shd w:val="clear" w:color="auto" w:fill="B7B7B7"/>
-        </w:rPr>
-        <w:t>(GPT</w:t>
-      </w:r>
-      <w:r>
-        <w:rPr>
-          <w:rFonts w:ascii="Cambria Math" w:hAnsi="Cambria Math" w:cs="Cambria Math"/>
-          <w:b/>
-          <w:sz w:val="14"/>
-          <w:szCs w:val="14"/>
-          <w:shd w:val="clear" w:color="auto" w:fill="B7B7B7"/>
+          <w:rFonts w:ascii="Arial" w:eastAsia="Arial" w:hAnsi="Arial" w:cs="Arial"/>
+          <w:b/>
+          <w:color w:val="000000"/>
+          <w:sz w:val="18"/>
+          <w:highlight w:val="lightGray"/>
+        </w:rPr>
+        <w:t># Source: AI Source: Provided by: [Data Path</w:t>
+      </w:r>
+      <w:r>
+        <w:rPr>
+          <w:rFonts w:ascii="Arial" w:eastAsia="Arial" w:hAnsi="Arial" w:cs="Arial"/>
+          <w:color w:val="000000"/>
+          <w:sz w:val="18"/>
+          <w:highlight w:val="lightGray"/>
+        </w:rPr>
+        <w:t xml:space="preserve">: Persons Table -&gt; ID Column: 1, Name_En Column: Motasem Essam] -&gt; </w:t>
+      </w:r>
+      <w:r>
+        <w:rPr>
+          <w:rFonts w:ascii="Arial" w:eastAsia="Arial" w:hAnsi="Arial" w:cs="Arial"/>
+          <w:b/>
+          <w:color w:val="000000"/>
+          <w:sz w:val="18"/>
+          <w:highlight w:val="lightGray"/>
+        </w:rPr>
+        <w:t>From:</w:t>
+      </w:r>
+      <w:r>
+        <w:rPr>
+          <w:rFonts w:ascii="Arial" w:eastAsia="Arial" w:hAnsi="Arial" w:cs="Arial"/>
+          <w:color w:val="000000"/>
+          <w:sz w:val="18"/>
+          <w:highlight w:val="lightGray"/>
+        </w:rPr>
+        <w:t xml:space="preserve"> [Chatgpt (GPT</w:t>
+      </w:r>
+      <w:r>
+        <w:rPr>
+          <w:rFonts w:ascii="Arial" w:eastAsia="Arial" w:hAnsi="Arial" w:cs="Cambria Math"/>
+          <w:color w:val="000000"/>
+          <w:sz w:val="18"/>
+          <w:highlight w:val="lightGray"/>
         </w:rPr>
         <w:t>‑</w:t>
       </w:r>
       <w:r>
         <w:rPr>
-          <w:b/>
-          <w:sz w:val="14"/>
-          <w:szCs w:val="14"/>
-          <w:shd w:val="clear" w:color="auto" w:fill="B7B7B7"/>
-        </w:rPr>
-        <w:t>5 Mini) at [8/19/2025]</w:t>
+          <w:rFonts w:ascii="Arial" w:eastAsia="Arial" w:hAnsi="Arial" w:cs="Arial"/>
+          <w:color w:val="000000"/>
+          <w:sz w:val="18"/>
+          <w:highlight w:val="lightGray"/>
+        </w:rPr>
+        <w:t xml:space="preserve">5 Mini)] </w:t>
+      </w:r>
+      <w:r>
+        <w:rPr>
+          <w:rFonts w:ascii="Arial" w:eastAsia="Arial" w:hAnsi="Arial" w:cs="Arial"/>
+          <w:b/>
+          <w:color w:val="000000"/>
+          <w:sz w:val="18"/>
+          <w:highlight w:val="lightGray"/>
+        </w:rPr>
+        <w:t>on</w:t>
+      </w:r>
+      <w:r>
+        <w:rPr>
+          <w:rFonts w:ascii="Arial" w:eastAsia="Arial" w:hAnsi="Arial"/>
+          <w:sz w:val="18"/>
+          <w:highlight w:val="lightGray"/>
+        </w:rPr>
+        <w:t xml:space="preserve"> [8/19/2025]</w:t>
       </w:r>
     </w:p>
     <w:p>
@@ -3869,7 +4272,7 @@
           <w:noProof/>
         </w:rPr>
         <w:drawing>
-          <wp:inline distT="114300" distB="114300" distL="114300" distR="114300" wp14:anchorId="33428C5D" wp14:editId="1B0F9165">
+          <wp:inline distT="114300" distB="114300" distL="114300" distR="114300" wp14:anchorId="55DF26C0" wp14:editId="6CDE7C1F">
             <wp:extent cx="5943600" cy="2400300"/>
             <wp:effectExtent l="0" t="0" r="0" b="0"/>
             <wp:docPr id="2" name="image3.png"/>
@@ -3959,7 +4362,6 @@
                 <w:rFonts w:ascii="Roboto Mono" w:eastAsia="Roboto Mono" w:hAnsi="Roboto Mono" w:cs="Roboto Mono"/>
                 <w:b/>
               </w:rPr>
-              <w:lastRenderedPageBreak/>
               <w:t>Framework Type</w:t>
             </w:r>
           </w:p>
@@ -4904,7 +5306,6 @@
                 <w:rFonts w:ascii="Roboto Mono" w:eastAsia="Roboto Mono" w:hAnsi="Roboto Mono" w:cs="Roboto Mono"/>
                 <w:b/>
               </w:rPr>
-              <w:lastRenderedPageBreak/>
               <w:t>Hybrid</w:t>
             </w:r>
           </w:p>
@@ -5056,51 +5457,77 @@
       </w:pPr>
       <w:r>
         <w:rPr>
-          <w:b/>
-          <w:shd w:val="clear" w:color="auto" w:fill="B7B7B7"/>
-        </w:rPr>
-        <w:t># Source</w:t>
-      </w:r>
-      <w:r>
-        <w:rPr>
-          <w:shd w:val="clear" w:color="auto" w:fill="B7B7B7"/>
-        </w:rPr>
-        <w:t xml:space="preserve">: </w:t>
-      </w:r>
-      <w:r>
-        <w:rPr>
-          <w:b/>
-          <w:shd w:val="clear" w:color="auto" w:fill="B7B7B7"/>
-        </w:rPr>
-        <w:t xml:space="preserve">Chatgpt </w:t>
-      </w:r>
-      <w:r>
-        <w:rPr>
-          <w:b/>
-          <w:sz w:val="14"/>
-          <w:szCs w:val="14"/>
-          <w:shd w:val="clear" w:color="auto" w:fill="B7B7B7"/>
-        </w:rPr>
-        <w:t>(GPT</w:t>
-      </w:r>
-      <w:r>
-        <w:rPr>
-          <w:rFonts w:ascii="Cambria Math" w:hAnsi="Cambria Math" w:cs="Cambria Math"/>
-          <w:b/>
-          <w:sz w:val="14"/>
-          <w:szCs w:val="14"/>
-          <w:shd w:val="clear" w:color="auto" w:fill="B7B7B7"/>
+          <w:rFonts w:ascii="Arial" w:eastAsia="Arial" w:hAnsi="Arial" w:cs="Arial"/>
+          <w:b/>
+          <w:color w:val="000000"/>
+          <w:sz w:val="18"/>
+          <w:highlight w:val="lightGray"/>
+        </w:rPr>
+        <w:t># Source: AI Source: Provided by: [Data Path</w:t>
+      </w:r>
+      <w:r>
+        <w:rPr>
+          <w:rFonts w:ascii="Arial" w:eastAsia="Arial" w:hAnsi="Arial" w:cs="Arial"/>
+          <w:color w:val="000000"/>
+          <w:sz w:val="18"/>
+          <w:highlight w:val="lightGray"/>
+        </w:rPr>
+        <w:t xml:space="preserve">: Persons Table -&gt; ID Column: 1, Name_En Column: Motasem Essam] -&gt; </w:t>
+      </w:r>
+      <w:r>
+        <w:rPr>
+          <w:rFonts w:ascii="Arial" w:eastAsia="Arial" w:hAnsi="Arial" w:cs="Arial"/>
+          <w:b/>
+          <w:color w:val="000000"/>
+          <w:sz w:val="18"/>
+          <w:highlight w:val="lightGray"/>
+        </w:rPr>
+        <w:t>From:</w:t>
+      </w:r>
+      <w:r>
+        <w:rPr>
+          <w:rFonts w:ascii="Arial" w:eastAsia="Arial" w:hAnsi="Arial" w:cs="Arial"/>
+          <w:color w:val="000000"/>
+          <w:sz w:val="18"/>
+          <w:highlight w:val="lightGray"/>
+        </w:rPr>
+        <w:t xml:space="preserve"> [Chatgpt (GPT</w:t>
+      </w:r>
+      <w:r>
+        <w:rPr>
+          <w:rFonts w:ascii="Arial" w:eastAsia="Arial" w:hAnsi="Arial" w:cs="Cambria Math"/>
+          <w:color w:val="000000"/>
+          <w:sz w:val="18"/>
+          <w:highlight w:val="lightGray"/>
         </w:rPr>
         <w:t>‑</w:t>
       </w:r>
       <w:r>
         <w:rPr>
-          <w:b/>
-          <w:sz w:val="14"/>
-          <w:szCs w:val="14"/>
-          <w:shd w:val="clear" w:color="auto" w:fill="B7B7B7"/>
-        </w:rPr>
-        <w:t>5 Mini) at [8/19/2025]</w:t>
+          <w:rFonts w:ascii="Arial" w:eastAsia="Arial" w:hAnsi="Arial" w:cs="Arial"/>
+          <w:color w:val="000000"/>
+          <w:sz w:val="18"/>
+          <w:highlight w:val="lightGray"/>
+        </w:rPr>
+        <w:t xml:space="preserve">5 Mini)] </w:t>
+      </w:r>
+      <w:r>
+        <w:rPr>
+          <w:rFonts w:ascii="Arial" w:eastAsia="Arial" w:hAnsi="Arial" w:cs="Arial"/>
+          <w:b/>
+          <w:color w:val="000000"/>
+          <w:sz w:val="18"/>
+          <w:highlight w:val="lightGray"/>
+        </w:rPr>
+        <w:t>on</w:t>
+      </w:r>
+      <w:r>
+        <w:rPr>
+          <w:rFonts w:ascii="Arial" w:eastAsia="Arial" w:hAnsi="Arial"/>
+          <w:sz w:val="18"/>
+          <w:highlight w:val="lightGray"/>
+        </w:rPr>
+        <w:t xml:space="preserve"> [8/19/2025]</w:t>
       </w:r>
     </w:p>
     <w:p>
@@ -5109,7 +5536,7 @@
           <w:ilvl w:val="0"/>
           <w:numId w:val="4"/>
         </w:numPr>
-        <w:spacing w:before="240"/>
+        <w:spacing w:before="240" w:after="0" w:line="276" w:lineRule="auto"/>
       </w:pPr>
       <w:r>
         <w:rPr>
@@ -5150,6 +5577,7 @@
           <w:ilvl w:val="0"/>
           <w:numId w:val="4"/>
         </w:numPr>
+        <w:spacing w:after="0" w:line="276" w:lineRule="auto"/>
       </w:pPr>
       <w:r>
         <w:rPr>
@@ -5190,6 +5618,7 @@
           <w:ilvl w:val="0"/>
           <w:numId w:val="4"/>
         </w:numPr>
+        <w:spacing w:after="0" w:line="276" w:lineRule="auto"/>
       </w:pPr>
       <w:r>
         <w:rPr>
@@ -5230,7 +5659,7 @@
           <w:ilvl w:val="0"/>
           <w:numId w:val="4"/>
         </w:numPr>
-        <w:spacing w:after="240"/>
+        <w:spacing w:after="240" w:line="276" w:lineRule="auto"/>
       </w:pPr>
       <w:r>
         <w:rPr>
@@ -5267,7 +5696,7 @@
     </w:p>
     <w:p>
       <w:r>
-        <w:pict w14:anchorId="1EB22AD0">
+        <w:pict w14:anchorId="05D26DCA">
           <v:rect id="_x0000_i1040" style="width:0;height:1.5pt" o:hralign="center" o:hrstd="t" o:hr="t" fillcolor="#a0a0a0" stroked="f"/>
         </w:pict>
       </w:r>
@@ -5291,51 +5720,77 @@
       </w:pPr>
       <w:r>
         <w:rPr>
-          <w:b/>
-          <w:shd w:val="clear" w:color="auto" w:fill="B7B7B7"/>
-        </w:rPr>
-        <w:t># Source</w:t>
-      </w:r>
-      <w:r>
-        <w:rPr>
-          <w:shd w:val="clear" w:color="auto" w:fill="B7B7B7"/>
-        </w:rPr>
-        <w:t xml:space="preserve">: </w:t>
-      </w:r>
-      <w:r>
-        <w:rPr>
-          <w:b/>
-          <w:shd w:val="clear" w:color="auto" w:fill="B7B7B7"/>
-        </w:rPr>
-        <w:t xml:space="preserve">Chatgpt </w:t>
-      </w:r>
-      <w:r>
-        <w:rPr>
-          <w:b/>
-          <w:sz w:val="14"/>
-          <w:szCs w:val="14"/>
-          <w:shd w:val="clear" w:color="auto" w:fill="B7B7B7"/>
-        </w:rPr>
-        <w:t>(GPT</w:t>
-      </w:r>
-      <w:r>
-        <w:rPr>
-          <w:rFonts w:ascii="Cambria Math" w:hAnsi="Cambria Math" w:cs="Cambria Math"/>
-          <w:b/>
-          <w:sz w:val="14"/>
-          <w:szCs w:val="14"/>
-          <w:shd w:val="clear" w:color="auto" w:fill="B7B7B7"/>
+          <w:rFonts w:ascii="Arial" w:eastAsia="Arial" w:hAnsi="Arial" w:cs="Arial"/>
+          <w:b/>
+          <w:color w:val="000000"/>
+          <w:sz w:val="18"/>
+          <w:highlight w:val="lightGray"/>
+        </w:rPr>
+        <w:t># Source: AI Source: Provided by: [Data Path</w:t>
+      </w:r>
+      <w:r>
+        <w:rPr>
+          <w:rFonts w:ascii="Arial" w:eastAsia="Arial" w:hAnsi="Arial" w:cs="Arial"/>
+          <w:color w:val="000000"/>
+          <w:sz w:val="18"/>
+          <w:highlight w:val="lightGray"/>
+        </w:rPr>
+        <w:t xml:space="preserve">: Persons Table -&gt; ID Column: 1, Name_En Column: Motasem Essam] -&gt; </w:t>
+      </w:r>
+      <w:r>
+        <w:rPr>
+          <w:rFonts w:ascii="Arial" w:eastAsia="Arial" w:hAnsi="Arial" w:cs="Arial"/>
+          <w:b/>
+          <w:color w:val="000000"/>
+          <w:sz w:val="18"/>
+          <w:highlight w:val="lightGray"/>
+        </w:rPr>
+        <w:t>From:</w:t>
+      </w:r>
+      <w:r>
+        <w:rPr>
+          <w:rFonts w:ascii="Arial" w:eastAsia="Arial" w:hAnsi="Arial" w:cs="Arial"/>
+          <w:color w:val="000000"/>
+          <w:sz w:val="18"/>
+          <w:highlight w:val="lightGray"/>
+        </w:rPr>
+        <w:t xml:space="preserve"> [Chatgpt (GPT</w:t>
+      </w:r>
+      <w:r>
+        <w:rPr>
+          <w:rFonts w:ascii="Arial" w:eastAsia="Arial" w:hAnsi="Arial" w:cs="Cambria Math"/>
+          <w:color w:val="000000"/>
+          <w:sz w:val="18"/>
+          <w:highlight w:val="lightGray"/>
         </w:rPr>
         <w:t>‑</w:t>
       </w:r>
       <w:r>
         <w:rPr>
-          <w:b/>
-          <w:sz w:val="14"/>
-          <w:szCs w:val="14"/>
-          <w:shd w:val="clear" w:color="auto" w:fill="B7B7B7"/>
-        </w:rPr>
-        <w:t>5 Mini) at [8/19/2025]</w:t>
+          <w:rFonts w:ascii="Arial" w:eastAsia="Arial" w:hAnsi="Arial" w:cs="Arial"/>
+          <w:color w:val="000000"/>
+          <w:sz w:val="18"/>
+          <w:highlight w:val="lightGray"/>
+        </w:rPr>
+        <w:t xml:space="preserve">5 Mini)] </w:t>
+      </w:r>
+      <w:r>
+        <w:rPr>
+          <w:rFonts w:ascii="Arial" w:eastAsia="Arial" w:hAnsi="Arial" w:cs="Arial"/>
+          <w:b/>
+          <w:color w:val="000000"/>
+          <w:sz w:val="18"/>
+          <w:highlight w:val="lightGray"/>
+        </w:rPr>
+        <w:t>on</w:t>
+      </w:r>
+      <w:r>
+        <w:rPr>
+          <w:rFonts w:ascii="Arial" w:eastAsia="Arial" w:hAnsi="Arial"/>
+          <w:sz w:val="18"/>
+          <w:highlight w:val="lightGray"/>
+        </w:rPr>
+        <w:t xml:space="preserve"> [8/19/2025]</w:t>
       </w:r>
     </w:p>
     <w:p>
@@ -5343,9 +5798,8 @@
         <w:rPr>
           <w:noProof/>
         </w:rPr>
-        <w:lastRenderedPageBreak/>
         <w:drawing>
-          <wp:inline distT="114300" distB="114300" distL="114300" distR="114300" wp14:anchorId="3F499FB7" wp14:editId="06810906">
+          <wp:inline distT="114300" distB="114300" distL="114300" distR="114300" wp14:anchorId="2E4CB271" wp14:editId="4F665238">
             <wp:extent cx="5943600" cy="3873500"/>
             <wp:effectExtent l="0" t="0" r="0" b="0"/>
             <wp:docPr id="3" name="image1.png"/>
@@ -5962,7 +6416,6 @@
                 <w:rFonts w:ascii="Roboto Mono" w:eastAsia="Roboto Mono" w:hAnsi="Roboto Mono" w:cs="Roboto Mono"/>
                 <w:b/>
               </w:rPr>
-              <w:lastRenderedPageBreak/>
               <w:t>Maintenance</w:t>
             </w:r>
           </w:p>
@@ -6223,7 +6676,7 @@
     </w:tbl>
     <w:p>
       <w:r>
-        <w:pict w14:anchorId="34212B36">
+        <w:pict w14:anchorId="74CAA291">
           <v:rect id="_x0000_i1041" style="width:0;height:1.5pt" o:hralign="center" o:hrstd="t" o:hr="t" fillcolor="#a0a0a0" stroked="f"/>
         </w:pict>
       </w:r>
@@ -6244,51 +6697,77 @@
       </w:pPr>
       <w:r>
         <w:rPr>
-          <w:b/>
-          <w:shd w:val="clear" w:color="auto" w:fill="B7B7B7"/>
-        </w:rPr>
-        <w:t># Source</w:t>
-      </w:r>
-      <w:r>
-        <w:rPr>
-          <w:shd w:val="clear" w:color="auto" w:fill="B7B7B7"/>
-        </w:rPr>
-        <w:t xml:space="preserve">: </w:t>
-      </w:r>
-      <w:r>
-        <w:rPr>
-          <w:b/>
-          <w:shd w:val="clear" w:color="auto" w:fill="B7B7B7"/>
-        </w:rPr>
-        <w:t xml:space="preserve">Chatgpt </w:t>
-      </w:r>
-      <w:r>
-        <w:rPr>
-          <w:b/>
-          <w:sz w:val="14"/>
-          <w:szCs w:val="14"/>
-          <w:shd w:val="clear" w:color="auto" w:fill="B7B7B7"/>
-        </w:rPr>
-        <w:t>(GPT</w:t>
-      </w:r>
-      <w:r>
-        <w:rPr>
-          <w:rFonts w:ascii="Cambria Math" w:hAnsi="Cambria Math" w:cs="Cambria Math"/>
-          <w:b/>
-          <w:sz w:val="14"/>
-          <w:szCs w:val="14"/>
-          <w:shd w:val="clear" w:color="auto" w:fill="B7B7B7"/>
+          <w:rFonts w:ascii="Arial" w:eastAsia="Arial" w:hAnsi="Arial" w:cs="Arial"/>
+          <w:b/>
+          <w:color w:val="000000"/>
+          <w:sz w:val="18"/>
+          <w:highlight w:val="lightGray"/>
+        </w:rPr>
+        <w:t># Source: AI Source: Provided by: [Data Path</w:t>
+      </w:r>
+      <w:r>
+        <w:rPr>
+          <w:rFonts w:ascii="Arial" w:eastAsia="Arial" w:hAnsi="Arial" w:cs="Arial"/>
+          <w:color w:val="000000"/>
+          <w:sz w:val="18"/>
+          <w:highlight w:val="lightGray"/>
+        </w:rPr>
+        <w:t xml:space="preserve">: Persons Table -&gt; ID Column: 1, Name_En Column: Motasem Essam] -&gt; </w:t>
+      </w:r>
+      <w:r>
+        <w:rPr>
+          <w:rFonts w:ascii="Arial" w:eastAsia="Arial" w:hAnsi="Arial" w:cs="Arial"/>
+          <w:b/>
+          <w:color w:val="000000"/>
+          <w:sz w:val="18"/>
+          <w:highlight w:val="lightGray"/>
+        </w:rPr>
+        <w:t>From:</w:t>
+      </w:r>
+      <w:r>
+        <w:rPr>
+          <w:rFonts w:ascii="Arial" w:eastAsia="Arial" w:hAnsi="Arial" w:cs="Arial"/>
+          <w:color w:val="000000"/>
+          <w:sz w:val="18"/>
+          <w:highlight w:val="lightGray"/>
+        </w:rPr>
+        <w:t xml:space="preserve"> [Chatgpt (GPT</w:t>
+      </w:r>
+      <w:r>
+        <w:rPr>
+          <w:rFonts w:ascii="Arial" w:eastAsia="Arial" w:hAnsi="Arial" w:cs="Cambria Math"/>
+          <w:color w:val="000000"/>
+          <w:sz w:val="18"/>
+          <w:highlight w:val="lightGray"/>
         </w:rPr>
         <w:t>‑</w:t>
       </w:r>
       <w:r>
         <w:rPr>
-          <w:b/>
-          <w:sz w:val="14"/>
-          <w:szCs w:val="14"/>
-          <w:shd w:val="clear" w:color="auto" w:fill="B7B7B7"/>
-        </w:rPr>
-        <w:t>5 Mini) at [8/19/2025]</w:t>
+          <w:rFonts w:ascii="Arial" w:eastAsia="Arial" w:hAnsi="Arial" w:cs="Arial"/>
+          <w:color w:val="000000"/>
+          <w:sz w:val="18"/>
+          <w:highlight w:val="lightGray"/>
+        </w:rPr>
+        <w:t xml:space="preserve">5 Mini)] </w:t>
+      </w:r>
+      <w:r>
+        <w:rPr>
+          <w:rFonts w:ascii="Arial" w:eastAsia="Arial" w:hAnsi="Arial" w:cs="Arial"/>
+          <w:b/>
+          <w:color w:val="000000"/>
+          <w:sz w:val="18"/>
+          <w:highlight w:val="lightGray"/>
+        </w:rPr>
+        <w:t>on</w:t>
+      </w:r>
+      <w:r>
+        <w:rPr>
+          <w:rFonts w:ascii="Arial" w:eastAsia="Arial" w:hAnsi="Arial"/>
+          <w:sz w:val="18"/>
+          <w:highlight w:val="lightGray"/>
+        </w:rPr>
+        <w:t xml:space="preserve"> [8/19/2025]</w:t>
       </w:r>
     </w:p>
     <w:p>
@@ -6297,7 +6776,7 @@
           <w:ilvl w:val="0"/>
           <w:numId w:val="5"/>
         </w:numPr>
-        <w:spacing w:before="240"/>
+        <w:spacing w:before="240" w:after="0" w:line="276" w:lineRule="auto"/>
       </w:pPr>
       <w:r>
         <w:rPr>
@@ -6338,6 +6817,7 @@
           <w:ilvl w:val="0"/>
           <w:numId w:val="5"/>
         </w:numPr>
+        <w:spacing w:after="0" w:line="276" w:lineRule="auto"/>
       </w:pPr>
       <w:r>
         <w:rPr>
@@ -6378,6 +6858,7 @@
           <w:ilvl w:val="0"/>
           <w:numId w:val="5"/>
         </w:numPr>
+        <w:spacing w:after="0" w:line="276" w:lineRule="auto"/>
         <w:rPr>
           <w:rFonts w:ascii="Roboto Mono" w:eastAsia="Roboto Mono" w:hAnsi="Roboto Mono" w:cs="Roboto Mono"/>
         </w:rPr>
@@ -6401,6 +6882,7 @@
           <w:ilvl w:val="1"/>
           <w:numId w:val="5"/>
         </w:numPr>
+        <w:spacing w:after="0" w:line="276" w:lineRule="auto"/>
       </w:pPr>
       <w:r>
         <w:rPr>
@@ -6428,7 +6910,7 @@
           <w:ilvl w:val="1"/>
           <w:numId w:val="5"/>
         </w:numPr>
-        <w:spacing w:after="240"/>
+        <w:spacing w:after="240" w:line="276" w:lineRule="auto"/>
       </w:pPr>
       <w:r>
         <w:rPr>
@@ -6478,7 +6960,7 @@
     </w:p>
     <w:p>
       <w:r>
-        <w:pict w14:anchorId="778384C4">
+        <w:pict w14:anchorId="1CCB79C2">
           <v:rect id="_x0000_i1042" style="width:0;height:1.5pt" o:hralign="center" o:hrstd="t" o:hr="t" fillcolor="#a0a0a0" stroked="f"/>
         </w:pict>
       </w:r>
@@ -6500,51 +6982,77 @@
       </w:pPr>
       <w:r>
         <w:rPr>
-          <w:b/>
-          <w:shd w:val="clear" w:color="auto" w:fill="B7B7B7"/>
-        </w:rPr>
-        <w:t># Source</w:t>
-      </w:r>
-      <w:r>
-        <w:rPr>
-          <w:shd w:val="clear" w:color="auto" w:fill="B7B7B7"/>
-        </w:rPr>
-        <w:t xml:space="preserve">: </w:t>
-      </w:r>
-      <w:r>
-        <w:rPr>
-          <w:b/>
-          <w:shd w:val="clear" w:color="auto" w:fill="B7B7B7"/>
-        </w:rPr>
-        <w:t xml:space="preserve">Chatgpt </w:t>
-      </w:r>
-      <w:r>
-        <w:rPr>
-          <w:b/>
-          <w:sz w:val="14"/>
-          <w:szCs w:val="14"/>
-          <w:shd w:val="clear" w:color="auto" w:fill="B7B7B7"/>
-        </w:rPr>
-        <w:t>(GPT</w:t>
-      </w:r>
-      <w:r>
-        <w:rPr>
-          <w:rFonts w:ascii="Cambria Math" w:hAnsi="Cambria Math" w:cs="Cambria Math"/>
-          <w:b/>
-          <w:sz w:val="14"/>
-          <w:szCs w:val="14"/>
-          <w:shd w:val="clear" w:color="auto" w:fill="B7B7B7"/>
+          <w:rFonts w:ascii="Arial" w:eastAsia="Arial" w:hAnsi="Arial" w:cs="Arial"/>
+          <w:b/>
+          <w:color w:val="000000"/>
+          <w:sz w:val="18"/>
+          <w:highlight w:val="lightGray"/>
+        </w:rPr>
+        <w:t># Source: AI Source: Provided by: [Data Path</w:t>
+      </w:r>
+      <w:r>
+        <w:rPr>
+          <w:rFonts w:ascii="Arial" w:eastAsia="Arial" w:hAnsi="Arial" w:cs="Arial"/>
+          <w:color w:val="000000"/>
+          <w:sz w:val="18"/>
+          <w:highlight w:val="lightGray"/>
+        </w:rPr>
+        <w:t xml:space="preserve">: Persons Table -&gt; ID Column: 1, Name_En Column: Motasem Essam] -&gt; </w:t>
+      </w:r>
+      <w:r>
+        <w:rPr>
+          <w:rFonts w:ascii="Arial" w:eastAsia="Arial" w:hAnsi="Arial" w:cs="Arial"/>
+          <w:b/>
+          <w:color w:val="000000"/>
+          <w:sz w:val="18"/>
+          <w:highlight w:val="lightGray"/>
+        </w:rPr>
+        <w:t>From:</w:t>
+      </w:r>
+      <w:r>
+        <w:rPr>
+          <w:rFonts w:ascii="Arial" w:eastAsia="Arial" w:hAnsi="Arial" w:cs="Arial"/>
+          <w:color w:val="000000"/>
+          <w:sz w:val="18"/>
+          <w:highlight w:val="lightGray"/>
+        </w:rPr>
+        <w:t xml:space="preserve"> [Chatgpt (GPT</w:t>
+      </w:r>
+      <w:r>
+        <w:rPr>
+          <w:rFonts w:ascii="Arial" w:eastAsia="Arial" w:hAnsi="Arial" w:cs="Cambria Math"/>
+          <w:color w:val="000000"/>
+          <w:sz w:val="18"/>
+          <w:highlight w:val="lightGray"/>
         </w:rPr>
         <w:t>‑</w:t>
       </w:r>
       <w:r>
         <w:rPr>
-          <w:b/>
-          <w:sz w:val="14"/>
-          <w:szCs w:val="14"/>
-          <w:shd w:val="clear" w:color="auto" w:fill="B7B7B7"/>
-        </w:rPr>
-        <w:t>5 Mini) at [8/19/2025]</w:t>
+          <w:rFonts w:ascii="Arial" w:eastAsia="Arial" w:hAnsi="Arial" w:cs="Arial"/>
+          <w:color w:val="000000"/>
+          <w:sz w:val="18"/>
+          <w:highlight w:val="lightGray"/>
+        </w:rPr>
+        <w:t xml:space="preserve">5 Mini)] </w:t>
+      </w:r>
+      <w:r>
+        <w:rPr>
+          <w:rFonts w:ascii="Arial" w:eastAsia="Arial" w:hAnsi="Arial" w:cs="Arial"/>
+          <w:b/>
+          <w:color w:val="000000"/>
+          <w:sz w:val="18"/>
+          <w:highlight w:val="lightGray"/>
+        </w:rPr>
+        <w:t>on</w:t>
+      </w:r>
+      <w:r>
+        <w:rPr>
+          <w:rFonts w:ascii="Arial" w:eastAsia="Arial" w:hAnsi="Arial"/>
+          <w:sz w:val="18"/>
+          <w:highlight w:val="lightGray"/>
+        </w:rPr>
+        <w:t xml:space="preserve"> [8/19/2025]</w:t>
       </w:r>
     </w:p>
     <w:p>
@@ -6552,9 +7060,8 @@
         <w:rPr>
           <w:noProof/>
         </w:rPr>
-        <w:lastRenderedPageBreak/>
         <w:drawing>
-          <wp:inline distT="114300" distB="114300" distL="114300" distR="114300" wp14:anchorId="1F43E0FB" wp14:editId="0A1AC0B3">
+          <wp:inline distT="114300" distB="114300" distL="114300" distR="114300" wp14:anchorId="236D1EE3" wp14:editId="2C46BD90">
             <wp:extent cx="5943600" cy="3962400"/>
             <wp:effectExtent l="0" t="0" r="0" b="0"/>
             <wp:docPr id="1" name="image2.png"/>
@@ -6593,17 +7100,17 @@
     <w:p>
       <w:pPr>
         <w:rPr>
-          <w:rFonts w:hint="cs"/>
           <w:rtl/>
           <w:lang w:bidi="ar-EG"/>
         </w:rPr>
       </w:pPr>
     </w:p>
+    <w:p/>
     <w:sectPr>
       <w:pgSz w:w="12240" w:h="15840"/>
       <w:pgMar w:top="1440" w:right="1440" w:bottom="1440" w:left="1440" w:header="720" w:footer="720" w:gutter="0"/>
-      <w:pgNumType w:start="1"/>
       <w:cols w:space="720"/>
+      <w:docGrid w:linePitch="360"/>
     </w:sectPr>
   </w:body>
 </w:document>
@@ -8406,18 +8913,6 @@
   <w:style w:type="paragraph" w:default="1" w:styleId="Normal">
     <w:name w:val="Normal"/>
     <w:qFormat/>
-    <w:rsid w:val="0087767E"/>
-    <w:pPr>
-      <w:spacing w:after="0" w:line="276" w:lineRule="auto"/>
-    </w:pPr>
-    <w:rPr>
-      <w:rFonts w:ascii="Arial" w:eastAsia="Arial" w:hAnsi="Arial" w:cs="Arial"/>
-      <w:kern w:val="0"/>
-      <w:sz w:val="22"/>
-      <w:szCs w:val="22"/>
-      <w:lang w:val="en"/>
-      <w14:ligatures w14:val="none"/>
-    </w:rPr>
   </w:style>
   <w:style w:type="paragraph" w:styleId="Heading1">
     <w:name w:val="heading 1"/>
@@ -8426,7 +8921,7 @@
     <w:link w:val="Heading1Char"/>
     <w:uiPriority w:val="9"/>
     <w:qFormat/>
-    <w:rsid w:val="004F3939"/>
+    <w:rsid w:val="00CA4429"/>
     <w:pPr>
       <w:keepNext/>
       <w:keepLines/>
@@ -8448,7 +8943,7 @@
     <w:uiPriority w:val="9"/>
     <w:unhideWhenUsed/>
     <w:qFormat/>
-    <w:rsid w:val="004F3939"/>
+    <w:rsid w:val="00CA4429"/>
     <w:pPr>
       <w:keepNext/>
       <w:keepLines/>
@@ -8470,7 +8965,7 @@
     <w:uiPriority w:val="9"/>
     <w:unhideWhenUsed/>
     <w:qFormat/>
-    <w:rsid w:val="004F3939"/>
+    <w:rsid w:val="00CA4429"/>
     <w:pPr>
       <w:keepNext/>
       <w:keepLines/>
@@ -8492,7 +8987,7 @@
     <w:uiPriority w:val="9"/>
     <w:unhideWhenUsed/>
     <w:qFormat/>
-    <w:rsid w:val="004F3939"/>
+    <w:rsid w:val="00CA4429"/>
     <w:pPr>
       <w:keepNext/>
       <w:keepLines/>
@@ -8515,7 +9010,7 @@
     <w:semiHidden/>
     <w:unhideWhenUsed/>
     <w:qFormat/>
-    <w:rsid w:val="004F3939"/>
+    <w:rsid w:val="00CA4429"/>
     <w:pPr>
       <w:keepNext/>
       <w:keepLines/>
@@ -8536,11 +9031,11 @@
     <w:semiHidden/>
     <w:unhideWhenUsed/>
     <w:qFormat/>
-    <w:rsid w:val="004F3939"/>
+    <w:rsid w:val="00CA4429"/>
     <w:pPr>
       <w:keepNext/>
       <w:keepLines/>
-      <w:spacing w:before="40"/>
+      <w:spacing w:before="40" w:after="0"/>
       <w:outlineLvl w:val="5"/>
     </w:pPr>
     <w:rPr>
@@ -8559,11 +9054,11 @@
     <w:semiHidden/>
     <w:unhideWhenUsed/>
     <w:qFormat/>
-    <w:rsid w:val="004F3939"/>
+    <w:rsid w:val="00CA4429"/>
     <w:pPr>
       <w:keepNext/>
       <w:keepLines/>
-      <w:spacing w:before="40"/>
+      <w:spacing w:before="40" w:after="0"/>
       <w:outlineLvl w:val="6"/>
     </w:pPr>
     <w:rPr>
@@ -8580,10 +9075,11 @@
     <w:semiHidden/>
     <w:unhideWhenUsed/>
     <w:qFormat/>
-    <w:rsid w:val="004F3939"/>
+    <w:rsid w:val="00CA4429"/>
     <w:pPr>
       <w:keepNext/>
       <w:keepLines/>
+      <w:spacing w:after="0"/>
       <w:outlineLvl w:val="7"/>
     </w:pPr>
     <w:rPr>
@@ -8602,10 +9098,11 @@
     <w:semiHidden/>
     <w:unhideWhenUsed/>
     <w:qFormat/>
-    <w:rsid w:val="004F3939"/>
+    <w:rsid w:val="00CA4429"/>
     <w:pPr>
       <w:keepNext/>
       <w:keepLines/>
+      <w:spacing w:after="0"/>
       <w:outlineLvl w:val="8"/>
     </w:pPr>
     <w:rPr>
@@ -8645,7 +9142,7 @@
     <w:basedOn w:val="DefaultParagraphFont"/>
     <w:link w:val="Heading1"/>
     <w:uiPriority w:val="9"/>
-    <w:rsid w:val="004F3939"/>
+    <w:rsid w:val="00CA4429"/>
     <w:rPr>
       <w:rFonts w:asciiTheme="majorHAnsi" w:eastAsiaTheme="majorEastAsia" w:hAnsiTheme="majorHAnsi" w:cstheme="majorBidi"/>
       <w:color w:val="2F5496" w:themeColor="accent1" w:themeShade="BF"/>
@@ -8658,7 +9155,7 @@
     <w:basedOn w:val="DefaultParagraphFont"/>
     <w:link w:val="Heading2"/>
     <w:uiPriority w:val="9"/>
-    <w:rsid w:val="004F3939"/>
+    <w:rsid w:val="00CA4429"/>
     <w:rPr>
       <w:rFonts w:asciiTheme="majorHAnsi" w:eastAsiaTheme="majorEastAsia" w:hAnsiTheme="majorHAnsi" w:cstheme="majorBidi"/>
       <w:color w:val="2F5496" w:themeColor="accent1" w:themeShade="BF"/>
@@ -8671,7 +9168,7 @@
     <w:basedOn w:val="DefaultParagraphFont"/>
     <w:link w:val="Heading3"/>
     <w:uiPriority w:val="9"/>
-    <w:rsid w:val="004F3939"/>
+    <w:rsid w:val="00CA4429"/>
     <w:rPr>
       <w:rFonts w:eastAsiaTheme="majorEastAsia" w:cstheme="majorBidi"/>
       <w:color w:val="2F5496" w:themeColor="accent1" w:themeShade="BF"/>
@@ -8684,7 +9181,7 @@
     <w:basedOn w:val="DefaultParagraphFont"/>
     <w:link w:val="Heading4"/>
     <w:uiPriority w:val="9"/>
-    <w:rsid w:val="004F3939"/>
+    <w:rsid w:val="00CA4429"/>
     <w:rPr>
       <w:rFonts w:eastAsiaTheme="majorEastAsia" w:cstheme="majorBidi"/>
       <w:i/>
@@ -8698,7 +9195,7 @@
     <w:link w:val="Heading5"/>
     <w:uiPriority w:val="9"/>
     <w:semiHidden/>
-    <w:rsid w:val="004F3939"/>
+    <w:rsid w:val="00CA4429"/>
     <w:rPr>
       <w:rFonts w:eastAsiaTheme="majorEastAsia" w:cstheme="majorBidi"/>
       <w:color w:val="2F5496" w:themeColor="accent1" w:themeShade="BF"/>
@@ -8710,7 +9207,7 @@
     <w:link w:val="Heading6"/>
     <w:uiPriority w:val="9"/>
     <w:semiHidden/>
-    <w:rsid w:val="004F3939"/>
+    <w:rsid w:val="00CA4429"/>
     <w:rPr>
       <w:rFonts w:eastAsiaTheme="majorEastAsia" w:cstheme="majorBidi"/>
       <w:i/>
@@ -8724,7 +9221,7 @@
     <w:link w:val="Heading7"/>
     <w:uiPriority w:val="9"/>
     <w:semiHidden/>
-    <w:rsid w:val="004F3939"/>
+    <w:rsid w:val="00CA4429"/>
     <w:rPr>
       <w:rFonts w:eastAsiaTheme="majorEastAsia" w:cstheme="majorBidi"/>
       <w:color w:val="595959" w:themeColor="text1" w:themeTint="A6"/>
@@ -8736,7 +9233,7 @@
     <w:link w:val="Heading8"/>
     <w:uiPriority w:val="9"/>
     <w:semiHidden/>
-    <w:rsid w:val="004F3939"/>
+    <w:rsid w:val="00CA4429"/>
     <w:rPr>
       <w:rFonts w:eastAsiaTheme="majorEastAsia" w:cstheme="majorBidi"/>
       <w:i/>
@@ -8750,7 +9247,7 @@
     <w:link w:val="Heading9"/>
     <w:uiPriority w:val="9"/>
     <w:semiHidden/>
-    <w:rsid w:val="004F3939"/>
+    <w:rsid w:val="00CA4429"/>
     <w:rPr>
       <w:rFonts w:eastAsiaTheme="majorEastAsia" w:cstheme="majorBidi"/>
       <w:color w:val="272727" w:themeColor="text1" w:themeTint="D8"/>
@@ -8763,7 +9260,7 @@
     <w:link w:val="TitleChar"/>
     <w:uiPriority w:val="10"/>
     <w:qFormat/>
-    <w:rsid w:val="004F3939"/>
+    <w:rsid w:val="00CA4429"/>
     <w:pPr>
       <w:spacing w:after="80" w:line="240" w:lineRule="auto"/>
       <w:contextualSpacing/>
@@ -8781,7 +9278,7 @@
     <w:basedOn w:val="DefaultParagraphFont"/>
     <w:link w:val="Title"/>
     <w:uiPriority w:val="10"/>
-    <w:rsid w:val="004F3939"/>
+    <w:rsid w:val="00CA4429"/>
     <w:rPr>
       <w:rFonts w:asciiTheme="majorHAnsi" w:eastAsiaTheme="majorEastAsia" w:hAnsiTheme="majorHAnsi" w:cstheme="majorBidi"/>
       <w:spacing w:val="-10"/>
@@ -8797,7 +9294,7 @@
     <w:link w:val="SubtitleChar"/>
     <w:uiPriority w:val="11"/>
     <w:qFormat/>
-    <w:rsid w:val="004F3939"/>
+    <w:rsid w:val="00CA4429"/>
     <w:pPr>
       <w:numPr>
         <w:ilvl w:val="1"/>
@@ -8816,7 +9313,7 @@
     <w:basedOn w:val="DefaultParagraphFont"/>
     <w:link w:val="Subtitle"/>
     <w:uiPriority w:val="11"/>
-    <w:rsid w:val="004F3939"/>
+    <w:rsid w:val="00CA4429"/>
     <w:rPr>
       <w:rFonts w:eastAsiaTheme="majorEastAsia" w:cstheme="majorBidi"/>
       <w:color w:val="595959" w:themeColor="text1" w:themeTint="A6"/>
@@ -8832,7 +9329,7 @@
     <w:link w:val="QuoteChar"/>
     <w:uiPriority w:val="29"/>
     <w:qFormat/>
-    <w:rsid w:val="004F3939"/>
+    <w:rsid w:val="00CA4429"/>
     <w:pPr>
       <w:spacing w:before="160"/>
       <w:jc w:val="center"/>
@@ -8848,7 +9345,7 @@
     <w:basedOn w:val="DefaultParagraphFont"/>
     <w:link w:val="Quote"/>
     <w:uiPriority w:val="29"/>
-    <w:rsid w:val="004F3939"/>
+    <w:rsid w:val="00CA4429"/>
     <w:rPr>
       <w:i/>
       <w:iCs/>
@@ -8860,7 +9357,7 @@
     <w:basedOn w:val="Normal"/>
     <w:uiPriority w:val="34"/>
     <w:qFormat/>
-    <w:rsid w:val="004F3939"/>
+    <w:rsid w:val="00CA4429"/>
     <w:pPr>
       <w:ind w:left="720"/>
       <w:contextualSpacing/>
@@ -8871,7 +9368,7 @@
     <w:basedOn w:val="DefaultParagraphFont"/>
     <w:uiPriority w:val="21"/>
     <w:qFormat/>
-    <w:rsid w:val="004F3939"/>
+    <w:rsid w:val="00CA4429"/>
     <w:rPr>
       <w:i/>
       <w:iCs/>
@@ -8885,7 +9382,7 @@
     <w:link w:val="IntenseQuoteChar"/>
     <w:uiPriority w:val="30"/>
     <w:qFormat/>
-    <w:rsid w:val="004F3939"/>
+    <w:rsid w:val="00CA4429"/>
     <w:pPr>
       <w:pBdr>
         <w:top w:val="single" w:sz="4" w:space="10" w:color="2F5496" w:themeColor="accent1" w:themeShade="BF"/>
@@ -8906,7 +9403,7 @@
     <w:basedOn w:val="DefaultParagraphFont"/>
     <w:link w:val="IntenseQuote"/>
     <w:uiPriority w:val="30"/>
-    <w:rsid w:val="004F3939"/>
+    <w:rsid w:val="00CA4429"/>
     <w:rPr>
       <w:i/>
       <w:iCs/>
@@ -8918,7 +9415,7 @@
     <w:basedOn w:val="DefaultParagraphFont"/>
     <w:uiPriority w:val="32"/>
     <w:qFormat/>
-    <w:rsid w:val="004F3939"/>
+    <w:rsid w:val="00CA4429"/>
     <w:rPr>
       <w:b/>
       <w:bCs/>
